--- a/lessons/8-4/readiness/practice.docx
+++ b/lessons/8-4/readiness/practice.docx
@@ -86,7 +86,1397 @@
     </w:p>
     <w:p>
       <w:pPr>
-        <w:spacing w:after="120" w:before="0"/>
+        <w:spacing w:after="60" w:before="120"/>
+      </w:pPr>
+      <w:r>
+        <w:rPr>
+          <w:b/>
+          <w:bCs/>
+          <w:color w:val="0F2B3C"/>
+          <w:sz w:val="24"/>
+          <w:szCs w:val="24"/>
+        </w:rPr>
+        <w:t xml:space="preserve">Vocabulary Anchor Box</w:t>
+      </w:r>
+    </w:p>
+    <w:tbl>
+      <w:tblPr>
+        <w:tblW w:type="dxa" w:w="9360"/>
+        <w:tblBorders>
+          <w:top w:val="single" w:color="C7D2DD" w:sz="6"/>
+          <w:left w:val="single" w:color="C7D2DD" w:sz="6"/>
+          <w:bottom w:val="single" w:color="C7D2DD" w:sz="6"/>
+          <w:right w:val="single" w:color="C7D2DD" w:sz="6"/>
+          <w:insideH w:val="single" w:color="C7D2DD" w:sz="6"/>
+          <w:insideV w:val="single" w:color="C7D2DD" w:sz="6"/>
+        </w:tblBorders>
+      </w:tblPr>
+      <w:tblGrid>
+        <w:gridCol w:w="1800"/>
+        <w:gridCol w:w="3160"/>
+        <w:gridCol w:w="2200"/>
+        <w:gridCol w:w="2200"/>
+      </w:tblGrid>
+      <w:tr>
+        <w:trPr>
+          <w:cantSplit/>
+          <w:tblHeader/>
+        </w:trPr>
+        <w:tc>
+          <w:tcPr>
+            <w:tcW w:type="dxa" w:w="1800"/>
+            <w:shd w:fill="EEF4F8" w:color="auto" w:val="clear"/>
+            <w:tcMar>
+              <w:top w:type="dxa" w:w="60"/>
+              <w:left w:type="dxa" w:w="100"/>
+              <w:bottom w:type="dxa" w:w="60"/>
+              <w:right w:type="dxa" w:w="100"/>
+            </w:tcMar>
+          </w:tcPr>
+          <w:p>
+            <w:pPr>
+              <w:spacing w:after="0" w:before="0"/>
+            </w:pPr>
+            <w:r>
+              <w:rPr>
+                <w:b/>
+                <w:bCs/>
+                <w:color w:val="0F2B3C"/>
+                <w:sz w:val="18"/>
+                <w:szCs w:val="18"/>
+              </w:rPr>
+              <w:t xml:space="preserve">Concept Term</w:t>
+            </w:r>
+          </w:p>
+        </w:tc>
+        <w:tc>
+          <w:tcPr>
+            <w:tcW w:type="dxa" w:w="3160"/>
+            <w:shd w:fill="EEF4F8" w:color="auto" w:val="clear"/>
+            <w:tcMar>
+              <w:top w:type="dxa" w:w="60"/>
+              <w:left w:type="dxa" w:w="100"/>
+              <w:bottom w:type="dxa" w:w="60"/>
+              <w:right w:type="dxa" w:w="100"/>
+            </w:tcMar>
+          </w:tcPr>
+          <w:p>
+            <w:pPr>
+              <w:spacing w:after="0" w:before="0"/>
+            </w:pPr>
+            <w:r>
+              <w:rPr>
+                <w:b/>
+                <w:bCs/>
+                <w:color w:val="0F2B3C"/>
+                <w:sz w:val="18"/>
+                <w:szCs w:val="18"/>
+              </w:rPr>
+              <w:t xml:space="preserve">Student-Friendly Definition</w:t>
+            </w:r>
+          </w:p>
+        </w:tc>
+        <w:tc>
+          <w:tcPr>
+            <w:tcW w:type="dxa" w:w="2200"/>
+            <w:shd w:fill="EEF4F8" w:color="auto" w:val="clear"/>
+            <w:tcMar>
+              <w:top w:type="dxa" w:w="60"/>
+              <w:left w:type="dxa" w:w="100"/>
+              <w:bottom w:type="dxa" w:w="60"/>
+              <w:right w:type="dxa" w:w="100"/>
+            </w:tcMar>
+          </w:tcPr>
+          <w:p>
+            <w:pPr>
+              <w:spacing w:after="0" w:before="0"/>
+            </w:pPr>
+            <w:r>
+              <w:rPr>
+                <w:b/>
+                <w:bCs/>
+                <w:color w:val="0F2B3C"/>
+                <w:sz w:val="18"/>
+                <w:szCs w:val="18"/>
+              </w:rPr>
+              <w:t xml:space="preserve">Non-Example</w:t>
+            </w:r>
+          </w:p>
+        </w:tc>
+        <w:tc>
+          <w:tcPr>
+            <w:tcW w:type="dxa" w:w="2200"/>
+            <w:shd w:fill="EEF4F8" w:color="auto" w:val="clear"/>
+            <w:tcMar>
+              <w:top w:type="dxa" w:w="60"/>
+              <w:left w:type="dxa" w:w="100"/>
+              <w:bottom w:type="dxa" w:w="60"/>
+              <w:right w:type="dxa" w:w="100"/>
+            </w:tcMar>
+          </w:tcPr>
+          <w:p>
+            <w:pPr>
+              <w:spacing w:after="0" w:before="0"/>
+            </w:pPr>
+            <w:r>
+              <w:rPr>
+                <w:b/>
+                <w:bCs/>
+                <w:color w:val="0F2B3C"/>
+                <w:sz w:val="18"/>
+                <w:szCs w:val="18"/>
+              </w:rPr>
+              <w:t xml:space="preserve">Visual Clue</w:t>
+            </w:r>
+          </w:p>
+        </w:tc>
+      </w:tr>
+      <w:tr>
+        <w:trPr>
+          <w:cantSplit/>
+        </w:trPr>
+        <w:tc>
+          <w:tcPr>
+            <w:tcW w:type="dxa" w:w="1800"/>
+            <w:tcMar>
+              <w:top w:type="dxa" w:w="60"/>
+              <w:left w:type="dxa" w:w="100"/>
+              <w:bottom w:type="dxa" w:w="60"/>
+              <w:right w:type="dxa" w:w="100"/>
+            </w:tcMar>
+            <w:vAlign w:val="top"/>
+          </w:tcPr>
+          <w:p>
+            <w:pPr>
+              <w:spacing w:after="20" w:before="0"/>
+            </w:pPr>
+            <w:r>
+              <w:rPr>
+                <w:b/>
+                <w:bCs/>
+                <w:color w:val="0F2B3C"/>
+                <w:sz w:val="20"/>
+                <w:szCs w:val="20"/>
+              </w:rPr>
+              <w:t xml:space="preserve">Write Inequalities</w:t>
+            </w:r>
+          </w:p>
+          <w:p>
+            <w:pPr>
+              <w:spacing w:after="0" w:before="0"/>
+            </w:pPr>
+            <w:r>
+              <w:rPr>
+                <w:i/>
+                <w:iCs/>
+                <w:color w:val="5E6E7E"/>
+                <w:sz w:val="18"/>
+                <w:szCs w:val="18"/>
+              </w:rPr>
+              <w:t xml:space="preserve">Escribir desigualdades</w:t>
+            </w:r>
+          </w:p>
+        </w:tc>
+        <w:tc>
+          <w:tcPr>
+            <w:tcW w:type="dxa" w:w="3160"/>
+            <w:tcMar>
+              <w:top w:type="dxa" w:w="60"/>
+              <w:left w:type="dxa" w:w="100"/>
+              <w:bottom w:type="dxa" w:w="60"/>
+              <w:right w:type="dxa" w:w="100"/>
+            </w:tcMar>
+            <w:vAlign w:val="top"/>
+          </w:tcPr>
+          <w:p>
+            <w:pPr>
+              <w:spacing w:after="0" w:before="0"/>
+            </w:pPr>
+            <w:r>
+              <w:rPr>
+                <w:sz w:val="19"/>
+                <w:szCs w:val="19"/>
+              </w:rPr>
+              <w:t xml:space="preserve">Represent a range of possible values with , ≤, or ≥.</w:t>
+            </w:r>
+          </w:p>
+        </w:tc>
+        <w:tc>
+          <w:tcPr>
+            <w:tcW w:type="dxa" w:w="2200"/>
+            <w:tcMar>
+              <w:top w:type="dxa" w:w="60"/>
+              <w:left w:type="dxa" w:w="100"/>
+              <w:bottom w:type="dxa" w:w="60"/>
+              <w:right w:type="dxa" w:w="100"/>
+            </w:tcMar>
+            <w:vAlign w:val="top"/>
+          </w:tcPr>
+          <w:p>
+            <w:pPr>
+              <w:spacing w:after="30" w:before="0"/>
+            </w:pPr>
+            <w:r>
+              <w:rPr>
+                <w:i/>
+                <w:iCs/>
+                <w:color w:val="5E6E7E"/>
+                <w:sz w:val="18"/>
+                <w:szCs w:val="18"/>
+              </w:rPr>
+              <w:t xml:space="preserve">Not Write Inequalities: write a counter-example that does not fit the rule.</w:t>
+            </w:r>
+          </w:p>
+          <w:p>
+            <w:pPr>
+              <w:spacing w:after="50" w:before="0"/>
+            </w:pPr>
+            <w:r>
+              <w:rPr>
+                <w:color w:val="BBBBBB"/>
+                <w:sz w:val="18"/>
+                <w:szCs w:val="18"/>
+              </w:rPr>
+              <w:t xml:space="preserve">____________________________</w:t>
+            </w:r>
+          </w:p>
+        </w:tc>
+        <w:tc>
+          <w:tcPr>
+            <w:tcW w:type="dxa" w:w="2200"/>
+            <w:tcMar>
+              <w:top w:type="dxa" w:w="60"/>
+              <w:left w:type="dxa" w:w="100"/>
+              <w:bottom w:type="dxa" w:w="60"/>
+              <w:right w:type="dxa" w:w="100"/>
+            </w:tcMar>
+            <w:vAlign w:val="top"/>
+          </w:tcPr>
+          <w:p>
+            <w:pPr>
+              <w:spacing w:after="0" w:before="0"/>
+            </w:pPr>
+            <w:r>
+              <w:rPr>
+                <w:i/>
+                <w:iCs/>
+                <w:color w:val="5E6E7E"/>
+                <w:sz w:val="18"/>
+                <w:szCs w:val="18"/>
+              </w:rPr>
+              <w:t xml:space="preserve">You must be at least 12 years old: a ≥ 12.</w:t>
+            </w:r>
+          </w:p>
+        </w:tc>
+      </w:tr>
+      <w:tr>
+        <w:trPr>
+          <w:cantSplit/>
+        </w:trPr>
+        <w:tc>
+          <w:tcPr>
+            <w:tcW w:type="dxa" w:w="1800"/>
+            <w:tcMar>
+              <w:top w:type="dxa" w:w="60"/>
+              <w:left w:type="dxa" w:w="100"/>
+              <w:bottom w:type="dxa" w:w="60"/>
+              <w:right w:type="dxa" w:w="100"/>
+            </w:tcMar>
+            <w:vAlign w:val="top"/>
+          </w:tcPr>
+          <w:p>
+            <w:pPr>
+              <w:spacing w:after="20" w:before="0"/>
+            </w:pPr>
+            <w:r>
+              <w:rPr>
+                <w:b/>
+                <w:bCs/>
+                <w:color w:val="0F2B3C"/>
+                <w:sz w:val="20"/>
+                <w:szCs w:val="20"/>
+              </w:rPr>
+              <w:t xml:space="preserve">Inequality</w:t>
+            </w:r>
+          </w:p>
+          <w:p>
+            <w:pPr>
+              <w:spacing w:after="0" w:before="0"/>
+            </w:pPr>
+            <w:r>
+              <w:rPr>
+                <w:i/>
+                <w:iCs/>
+                <w:color w:val="5E6E7E"/>
+                <w:sz w:val="18"/>
+                <w:szCs w:val="18"/>
+              </w:rPr>
+              <w:t xml:space="preserve">Desigualdad</w:t>
+            </w:r>
+          </w:p>
+        </w:tc>
+        <w:tc>
+          <w:tcPr>
+            <w:tcW w:type="dxa" w:w="3160"/>
+            <w:tcMar>
+              <w:top w:type="dxa" w:w="60"/>
+              <w:left w:type="dxa" w:w="100"/>
+              <w:bottom w:type="dxa" w:w="60"/>
+              <w:right w:type="dxa" w:w="100"/>
+            </w:tcMar>
+            <w:vAlign w:val="top"/>
+          </w:tcPr>
+          <w:p>
+            <w:pPr>
+              <w:spacing w:after="0" w:before="0"/>
+            </w:pPr>
+            <w:r>
+              <w:rPr>
+                <w:sz w:val="19"/>
+                <w:szCs w:val="19"/>
+              </w:rPr>
+              <w:t xml:space="preserve">A math sentence that compares two sides with , ≤, or ≥.</w:t>
+            </w:r>
+          </w:p>
+        </w:tc>
+        <w:tc>
+          <w:tcPr>
+            <w:tcW w:type="dxa" w:w="2200"/>
+            <w:tcMar>
+              <w:top w:type="dxa" w:w="60"/>
+              <w:left w:type="dxa" w:w="100"/>
+              <w:bottom w:type="dxa" w:w="60"/>
+              <w:right w:type="dxa" w:w="100"/>
+            </w:tcMar>
+            <w:vAlign w:val="top"/>
+          </w:tcPr>
+          <w:p>
+            <w:pPr>
+              <w:spacing w:after="30" w:before="0"/>
+            </w:pPr>
+            <w:r>
+              <w:rPr>
+                <w:i/>
+                <w:iCs/>
+                <w:color w:val="5E6E7E"/>
+                <w:sz w:val="18"/>
+                <w:szCs w:val="18"/>
+              </w:rPr>
+              <w:t xml:space="preserve">Not Inequality: write a counter-example that does not fit the rule.</w:t>
+            </w:r>
+          </w:p>
+          <w:p>
+            <w:pPr>
+              <w:spacing w:after="50" w:before="0"/>
+            </w:pPr>
+            <w:r>
+              <w:rPr>
+                <w:color w:val="BBBBBB"/>
+                <w:sz w:val="18"/>
+                <w:szCs w:val="18"/>
+              </w:rPr>
+              <w:t xml:space="preserve">____________________________</w:t>
+            </w:r>
+          </w:p>
+        </w:tc>
+        <w:tc>
+          <w:tcPr>
+            <w:tcW w:type="dxa" w:w="2200"/>
+            <w:tcMar>
+              <w:top w:type="dxa" w:w="60"/>
+              <w:left w:type="dxa" w:w="100"/>
+              <w:bottom w:type="dxa" w:w="60"/>
+              <w:right w:type="dxa" w:w="100"/>
+            </w:tcMar>
+            <w:vAlign w:val="top"/>
+          </w:tcPr>
+          <w:p>
+            <w:pPr>
+              <w:spacing w:after="0" w:before="0"/>
+            </w:pPr>
+            <w:r>
+              <w:rPr>
+                <w:i/>
+                <w:iCs/>
+                <w:color w:val="5E6E7E"/>
+                <w:sz w:val="18"/>
+                <w:szCs w:val="18"/>
+              </w:rPr>
+              <w:t xml:space="preserve">x &gt; 5 means x can be 6, 7, 8, ... — any number greater than 5</w:t>
+            </w:r>
+          </w:p>
+        </w:tc>
+      </w:tr>
+      <w:tr>
+        <w:trPr>
+          <w:cantSplit/>
+        </w:trPr>
+        <w:tc>
+          <w:tcPr>
+            <w:tcW w:type="dxa" w:w="1800"/>
+            <w:tcMar>
+              <w:top w:type="dxa" w:w="60"/>
+              <w:left w:type="dxa" w:w="100"/>
+              <w:bottom w:type="dxa" w:w="60"/>
+              <w:right w:type="dxa" w:w="100"/>
+            </w:tcMar>
+            <w:vAlign w:val="top"/>
+          </w:tcPr>
+          <w:p>
+            <w:pPr>
+              <w:spacing w:after="20" w:before="0"/>
+            </w:pPr>
+            <w:r>
+              <w:rPr>
+                <w:b/>
+                <w:bCs/>
+                <w:color w:val="0F2B3C"/>
+                <w:sz w:val="20"/>
+                <w:szCs w:val="20"/>
+              </w:rPr>
+              <w:t xml:space="preserve">Greater than</w:t>
+            </w:r>
+          </w:p>
+          <w:p>
+            <w:pPr>
+              <w:spacing w:after="0" w:before="0"/>
+            </w:pPr>
+            <w:r>
+              <w:rPr>
+                <w:i/>
+                <w:iCs/>
+                <w:color w:val="5E6E7E"/>
+                <w:sz w:val="18"/>
+                <w:szCs w:val="18"/>
+              </w:rPr>
+              <w:t xml:space="preserve">Mayor que</w:t>
+            </w:r>
+          </w:p>
+        </w:tc>
+        <w:tc>
+          <w:tcPr>
+            <w:tcW w:type="dxa" w:w="3160"/>
+            <w:tcMar>
+              <w:top w:type="dxa" w:w="60"/>
+              <w:left w:type="dxa" w:w="100"/>
+              <w:bottom w:type="dxa" w:w="60"/>
+              <w:right w:type="dxa" w:w="100"/>
+            </w:tcMar>
+            <w:vAlign w:val="top"/>
+          </w:tcPr>
+          <w:p>
+            <w:pPr>
+              <w:spacing w:after="0" w:before="0"/>
+            </w:pPr>
+            <w:r>
+              <w:rPr>
+                <w:sz w:val="19"/>
+                <w:szCs w:val="19"/>
+              </w:rPr>
+              <w:t xml:space="preserve">The &gt; sign, showing one number is bigger.</w:t>
+            </w:r>
+          </w:p>
+        </w:tc>
+        <w:tc>
+          <w:tcPr>
+            <w:tcW w:type="dxa" w:w="2200"/>
+            <w:tcMar>
+              <w:top w:type="dxa" w:w="60"/>
+              <w:left w:type="dxa" w:w="100"/>
+              <w:bottom w:type="dxa" w:w="60"/>
+              <w:right w:type="dxa" w:w="100"/>
+            </w:tcMar>
+            <w:vAlign w:val="top"/>
+          </w:tcPr>
+          <w:p>
+            <w:pPr>
+              <w:spacing w:after="30" w:before="0"/>
+            </w:pPr>
+            <w:r>
+              <w:rPr>
+                <w:i/>
+                <w:iCs/>
+                <w:color w:val="5E6E7E"/>
+                <w:sz w:val="18"/>
+                <w:szCs w:val="18"/>
+              </w:rPr>
+              <w:t xml:space="preserve">Not Greater than: write a counter-example that does not fit the rule.</w:t>
+            </w:r>
+          </w:p>
+          <w:p>
+            <w:pPr>
+              <w:spacing w:after="50" w:before="0"/>
+            </w:pPr>
+            <w:r>
+              <w:rPr>
+                <w:color w:val="BBBBBB"/>
+                <w:sz w:val="18"/>
+                <w:szCs w:val="18"/>
+              </w:rPr>
+              <w:t xml:space="preserve">____________________________</w:t>
+            </w:r>
+          </w:p>
+        </w:tc>
+        <w:tc>
+          <w:tcPr>
+            <w:tcW w:type="dxa" w:w="2200"/>
+            <w:tcMar>
+              <w:top w:type="dxa" w:w="60"/>
+              <w:left w:type="dxa" w:w="100"/>
+              <w:bottom w:type="dxa" w:w="60"/>
+              <w:right w:type="dxa" w:w="100"/>
+            </w:tcMar>
+            <w:vAlign w:val="top"/>
+          </w:tcPr>
+          <w:p>
+            <w:pPr>
+              <w:spacing w:after="0" w:before="0"/>
+            </w:pPr>
+            <w:r>
+              <w:rPr>
+                <w:i/>
+                <w:iCs/>
+                <w:color w:val="5E6E7E"/>
+                <w:sz w:val="18"/>
+                <w:szCs w:val="18"/>
+              </w:rPr>
+              <w:t xml:space="preserve">8 &gt; 3 — eight is larger than three</w:t>
+            </w:r>
+          </w:p>
+        </w:tc>
+      </w:tr>
+      <w:tr>
+        <w:trPr>
+          <w:cantSplit/>
+        </w:trPr>
+        <w:tc>
+          <w:tcPr>
+            <w:tcW w:type="dxa" w:w="1800"/>
+            <w:tcMar>
+              <w:top w:type="dxa" w:w="60"/>
+              <w:left w:type="dxa" w:w="100"/>
+              <w:bottom w:type="dxa" w:w="60"/>
+              <w:right w:type="dxa" w:w="100"/>
+            </w:tcMar>
+            <w:vAlign w:val="top"/>
+          </w:tcPr>
+          <w:p>
+            <w:pPr>
+              <w:spacing w:after="20" w:before="0"/>
+            </w:pPr>
+            <w:r>
+              <w:rPr>
+                <w:b/>
+                <w:bCs/>
+                <w:color w:val="0F2B3C"/>
+                <w:sz w:val="20"/>
+                <w:szCs w:val="20"/>
+              </w:rPr>
+              <w:t xml:space="preserve">Less than</w:t>
+            </w:r>
+          </w:p>
+          <w:p>
+            <w:pPr>
+              <w:spacing w:after="0" w:before="0"/>
+            </w:pPr>
+            <w:r>
+              <w:rPr>
+                <w:i/>
+                <w:iCs/>
+                <w:color w:val="5E6E7E"/>
+                <w:sz w:val="18"/>
+                <w:szCs w:val="18"/>
+              </w:rPr>
+              <w:t xml:space="preserve">Menor que</w:t>
+            </w:r>
+          </w:p>
+        </w:tc>
+        <w:tc>
+          <w:tcPr>
+            <w:tcW w:type="dxa" w:w="3160"/>
+            <w:tcMar>
+              <w:top w:type="dxa" w:w="60"/>
+              <w:left w:type="dxa" w:w="100"/>
+              <w:bottom w:type="dxa" w:w="60"/>
+              <w:right w:type="dxa" w:w="100"/>
+            </w:tcMar>
+            <w:vAlign w:val="top"/>
+          </w:tcPr>
+          <w:p>
+            <w:pPr>
+              <w:spacing w:after="0" w:before="0"/>
+            </w:pPr>
+            <w:r>
+              <w:rPr>
+                <w:sz w:val="19"/>
+                <w:szCs w:val="19"/>
+              </w:rPr>
+              <w:t xml:space="preserve">The &lt; sign, showing one number is smaller.</w:t>
+            </w:r>
+          </w:p>
+        </w:tc>
+        <w:tc>
+          <w:tcPr>
+            <w:tcW w:type="dxa" w:w="2200"/>
+            <w:tcMar>
+              <w:top w:type="dxa" w:w="60"/>
+              <w:left w:type="dxa" w:w="100"/>
+              <w:bottom w:type="dxa" w:w="60"/>
+              <w:right w:type="dxa" w:w="100"/>
+            </w:tcMar>
+            <w:vAlign w:val="top"/>
+          </w:tcPr>
+          <w:p>
+            <w:pPr>
+              <w:spacing w:after="30" w:before="0"/>
+            </w:pPr>
+            <w:r>
+              <w:rPr>
+                <w:i/>
+                <w:iCs/>
+                <w:color w:val="5E6E7E"/>
+                <w:sz w:val="18"/>
+                <w:szCs w:val="18"/>
+              </w:rPr>
+              <w:t xml:space="preserve">Not Less than: write a counter-example that does not fit the rule.</w:t>
+            </w:r>
+          </w:p>
+          <w:p>
+            <w:pPr>
+              <w:spacing w:after="50" w:before="0"/>
+            </w:pPr>
+            <w:r>
+              <w:rPr>
+                <w:color w:val="BBBBBB"/>
+                <w:sz w:val="18"/>
+                <w:szCs w:val="18"/>
+              </w:rPr>
+              <w:t xml:space="preserve">____________________________</w:t>
+            </w:r>
+          </w:p>
+        </w:tc>
+        <w:tc>
+          <w:tcPr>
+            <w:tcW w:type="dxa" w:w="2200"/>
+            <w:tcMar>
+              <w:top w:type="dxa" w:w="60"/>
+              <w:left w:type="dxa" w:w="100"/>
+              <w:bottom w:type="dxa" w:w="60"/>
+              <w:right w:type="dxa" w:w="100"/>
+            </w:tcMar>
+            <w:vAlign w:val="top"/>
+          </w:tcPr>
+          <w:p>
+            <w:pPr>
+              <w:spacing w:after="0" w:before="0"/>
+            </w:pPr>
+            <w:r>
+              <w:rPr>
+                <w:i/>
+                <w:iCs/>
+                <w:color w:val="5E6E7E"/>
+                <w:sz w:val="18"/>
+                <w:szCs w:val="18"/>
+              </w:rPr>
+              <w:t xml:space="preserve">2 &lt; 7 — two is smaller than seven</w:t>
+            </w:r>
+          </w:p>
+        </w:tc>
+      </w:tr>
+      <w:tr>
+        <w:trPr>
+          <w:cantSplit/>
+        </w:trPr>
+        <w:tc>
+          <w:tcPr>
+            <w:tcW w:type="dxa" w:w="1800"/>
+            <w:tcMar>
+              <w:top w:type="dxa" w:w="60"/>
+              <w:left w:type="dxa" w:w="100"/>
+              <w:bottom w:type="dxa" w:w="60"/>
+              <w:right w:type="dxa" w:w="100"/>
+            </w:tcMar>
+            <w:vAlign w:val="top"/>
+          </w:tcPr>
+          <w:p>
+            <w:pPr>
+              <w:spacing w:after="20" w:before="0"/>
+            </w:pPr>
+            <w:r>
+              <w:rPr>
+                <w:b/>
+                <w:bCs/>
+                <w:color w:val="0F2B3C"/>
+                <w:sz w:val="20"/>
+                <w:szCs w:val="20"/>
+              </w:rPr>
+              <w:t xml:space="preserve">At least / At most</w:t>
+            </w:r>
+          </w:p>
+          <w:p>
+            <w:pPr>
+              <w:spacing w:after="0" w:before="0"/>
+            </w:pPr>
+            <w:r>
+              <w:rPr>
+                <w:i/>
+                <w:iCs/>
+                <w:color w:val="5E6E7E"/>
+                <w:sz w:val="18"/>
+                <w:szCs w:val="18"/>
+              </w:rPr>
+              <w:t xml:space="preserve">Al menos / A lo más</w:t>
+            </w:r>
+          </w:p>
+        </w:tc>
+        <w:tc>
+          <w:tcPr>
+            <w:tcW w:type="dxa" w:w="3160"/>
+            <w:tcMar>
+              <w:top w:type="dxa" w:w="60"/>
+              <w:left w:type="dxa" w:w="100"/>
+              <w:bottom w:type="dxa" w:w="60"/>
+              <w:right w:type="dxa" w:w="100"/>
+            </w:tcMar>
+            <w:vAlign w:val="top"/>
+          </w:tcPr>
+          <w:p>
+            <w:pPr>
+              <w:spacing w:after="0" w:before="0"/>
+            </w:pPr>
+            <w:r>
+              <w:rPr>
+                <w:sz w:val="19"/>
+                <w:szCs w:val="19"/>
+              </w:rPr>
+              <w:t xml:space="preserve">'At least' means ≥. 'At most' means ≤.</w:t>
+            </w:r>
+          </w:p>
+        </w:tc>
+        <w:tc>
+          <w:tcPr>
+            <w:tcW w:type="dxa" w:w="2200"/>
+            <w:tcMar>
+              <w:top w:type="dxa" w:w="60"/>
+              <w:left w:type="dxa" w:w="100"/>
+              <w:bottom w:type="dxa" w:w="60"/>
+              <w:right w:type="dxa" w:w="100"/>
+            </w:tcMar>
+            <w:vAlign w:val="top"/>
+          </w:tcPr>
+          <w:p>
+            <w:pPr>
+              <w:spacing w:after="30" w:before="0"/>
+            </w:pPr>
+            <w:r>
+              <w:rPr>
+                <w:i/>
+                <w:iCs/>
+                <w:color w:val="5E6E7E"/>
+                <w:sz w:val="18"/>
+                <w:szCs w:val="18"/>
+              </w:rPr>
+              <w:t xml:space="preserve">Not At least / At most: write a counter-example that does not fit the rule.</w:t>
+            </w:r>
+          </w:p>
+          <w:p>
+            <w:pPr>
+              <w:spacing w:after="50" w:before="0"/>
+            </w:pPr>
+            <w:r>
+              <w:rPr>
+                <w:color w:val="BBBBBB"/>
+                <w:sz w:val="18"/>
+                <w:szCs w:val="18"/>
+              </w:rPr>
+              <w:t xml:space="preserve">____________________________</w:t>
+            </w:r>
+          </w:p>
+        </w:tc>
+        <w:tc>
+          <w:tcPr>
+            <w:tcW w:type="dxa" w:w="2200"/>
+            <w:tcMar>
+              <w:top w:type="dxa" w:w="60"/>
+              <w:left w:type="dxa" w:w="100"/>
+              <w:bottom w:type="dxa" w:w="60"/>
+              <w:right w:type="dxa" w:w="100"/>
+            </w:tcMar>
+            <w:vAlign w:val="top"/>
+          </w:tcPr>
+          <w:p>
+            <w:pPr>
+              <w:spacing w:after="0" w:before="0"/>
+            </w:pPr>
+            <w:r>
+              <w:rPr>
+                <w:i/>
+                <w:iCs/>
+                <w:color w:val="5E6E7E"/>
+                <w:sz w:val="18"/>
+                <w:szCs w:val="18"/>
+              </w:rPr>
+              <w:t xml:space="preserve">'At least 10 players' → p ≥ 10 (could be 10, 11, 12, ...); 'At most 5 tries' → t ≤ 5 (could be 5, 4, 3, ...)</w:t>
+            </w:r>
+          </w:p>
+        </w:tc>
+      </w:tr>
+      <w:tr>
+        <w:trPr>
+          <w:cantSplit/>
+        </w:trPr>
+        <w:tc>
+          <w:tcPr>
+            <w:tcW w:type="dxa" w:w="1800"/>
+            <w:tcMar>
+              <w:top w:type="dxa" w:w="60"/>
+              <w:left w:type="dxa" w:w="100"/>
+              <w:bottom w:type="dxa" w:w="60"/>
+              <w:right w:type="dxa" w:w="100"/>
+            </w:tcMar>
+            <w:vAlign w:val="top"/>
+          </w:tcPr>
+          <w:p>
+            <w:pPr>
+              <w:spacing w:after="20" w:before="0"/>
+            </w:pPr>
+            <w:r>
+              <w:rPr>
+                <w:b/>
+                <w:bCs/>
+                <w:color w:val="0F2B3C"/>
+                <w:sz w:val="20"/>
+                <w:szCs w:val="20"/>
+              </w:rPr>
+              <w:t xml:space="preserve">Variable</w:t>
+            </w:r>
+          </w:p>
+          <w:p>
+            <w:pPr>
+              <w:spacing w:after="0" w:before="0"/>
+            </w:pPr>
+            <w:r>
+              <w:rPr>
+                <w:i/>
+                <w:iCs/>
+                <w:color w:val="5E6E7E"/>
+                <w:sz w:val="18"/>
+                <w:szCs w:val="18"/>
+              </w:rPr>
+              <w:t xml:space="preserve">Variable</w:t>
+            </w:r>
+          </w:p>
+        </w:tc>
+        <w:tc>
+          <w:tcPr>
+            <w:tcW w:type="dxa" w:w="3160"/>
+            <w:tcMar>
+              <w:top w:type="dxa" w:w="60"/>
+              <w:left w:type="dxa" w:w="100"/>
+              <w:bottom w:type="dxa" w:w="60"/>
+              <w:right w:type="dxa" w:w="100"/>
+            </w:tcMar>
+            <w:vAlign w:val="top"/>
+          </w:tcPr>
+          <w:p>
+            <w:pPr>
+              <w:spacing w:after="0" w:before="0"/>
+            </w:pPr>
+            <w:r>
+              <w:rPr>
+                <w:sz w:val="19"/>
+                <w:szCs w:val="19"/>
+              </w:rPr>
+              <w:t xml:space="preserve">A letter that stands for a number that is unknown or can change.</w:t>
+            </w:r>
+          </w:p>
+        </w:tc>
+        <w:tc>
+          <w:tcPr>
+            <w:tcW w:type="dxa" w:w="2200"/>
+            <w:tcMar>
+              <w:top w:type="dxa" w:w="60"/>
+              <w:left w:type="dxa" w:w="100"/>
+              <w:bottom w:type="dxa" w:w="60"/>
+              <w:right w:type="dxa" w:w="100"/>
+            </w:tcMar>
+            <w:vAlign w:val="top"/>
+          </w:tcPr>
+          <w:p>
+            <w:pPr>
+              <w:spacing w:after="30" w:before="0"/>
+            </w:pPr>
+            <w:r>
+              <w:rPr>
+                <w:i/>
+                <w:iCs/>
+                <w:color w:val="5E6E7E"/>
+                <w:sz w:val="18"/>
+                <w:szCs w:val="18"/>
+              </w:rPr>
+              <w:t xml:space="preserve">Not Variable: write a counter-example that does not fit the rule.</w:t>
+            </w:r>
+          </w:p>
+          <w:p>
+            <w:pPr>
+              <w:spacing w:after="50" w:before="0"/>
+            </w:pPr>
+            <w:r>
+              <w:rPr>
+                <w:color w:val="BBBBBB"/>
+                <w:sz w:val="18"/>
+                <w:szCs w:val="18"/>
+              </w:rPr>
+              <w:t xml:space="preserve">____________________________</w:t>
+            </w:r>
+          </w:p>
+        </w:tc>
+        <w:tc>
+          <w:tcPr>
+            <w:tcW w:type="dxa" w:w="2200"/>
+            <w:tcMar>
+              <w:top w:type="dxa" w:w="60"/>
+              <w:left w:type="dxa" w:w="100"/>
+              <w:bottom w:type="dxa" w:w="60"/>
+              <w:right w:type="dxa" w:w="100"/>
+            </w:tcMar>
+            <w:vAlign w:val="top"/>
+          </w:tcPr>
+          <w:p>
+            <w:pPr>
+              <w:spacing w:after="0" w:before="0"/>
+            </w:pPr>
+            <w:r>
+              <w:rPr>
+                <w:i/>
+                <w:iCs/>
+                <w:color w:val="5E6E7E"/>
+                <w:sz w:val="18"/>
+                <w:szCs w:val="18"/>
+              </w:rPr>
+              <w:t xml:space="preserve">In x &gt; 5, the letter x stands for any number greater than 5.</w:t>
+            </w:r>
+          </w:p>
+        </w:tc>
+      </w:tr>
+      <w:tr>
+        <w:trPr>
+          <w:cantSplit/>
+        </w:trPr>
+        <w:tc>
+          <w:tcPr>
+            <w:tcW w:type="dxa" w:w="1800"/>
+            <w:tcMar>
+              <w:top w:type="dxa" w:w="60"/>
+              <w:left w:type="dxa" w:w="100"/>
+              <w:bottom w:type="dxa" w:w="60"/>
+              <w:right w:type="dxa" w:w="100"/>
+            </w:tcMar>
+            <w:vAlign w:val="top"/>
+          </w:tcPr>
+          <w:p>
+            <w:pPr>
+              <w:spacing w:after="20" w:before="0"/>
+            </w:pPr>
+            <w:r>
+              <w:rPr>
+                <w:b/>
+                <w:bCs/>
+                <w:color w:val="0F2B3C"/>
+                <w:sz w:val="20"/>
+                <w:szCs w:val="20"/>
+              </w:rPr>
+              <w:t xml:space="preserve">No more than</w:t>
+            </w:r>
+          </w:p>
+          <w:p>
+            <w:pPr>
+              <w:spacing w:after="0" w:before="0"/>
+            </w:pPr>
+            <w:r>
+              <w:rPr>
+                <w:i/>
+                <w:iCs/>
+                <w:color w:val="5E6E7E"/>
+                <w:sz w:val="18"/>
+                <w:szCs w:val="18"/>
+              </w:rPr>
+              <w:t xml:space="preserve">No más de</w:t>
+            </w:r>
+          </w:p>
+        </w:tc>
+        <w:tc>
+          <w:tcPr>
+            <w:tcW w:type="dxa" w:w="3160"/>
+            <w:tcMar>
+              <w:top w:type="dxa" w:w="60"/>
+              <w:left w:type="dxa" w:w="100"/>
+              <w:bottom w:type="dxa" w:w="60"/>
+              <w:right w:type="dxa" w:w="100"/>
+            </w:tcMar>
+            <w:vAlign w:val="top"/>
+          </w:tcPr>
+          <w:p>
+            <w:pPr>
+              <w:spacing w:after="0" w:before="0"/>
+            </w:pPr>
+            <w:r>
+              <w:rPr>
+                <w:sz w:val="19"/>
+                <w:szCs w:val="19"/>
+              </w:rPr>
+              <w:t xml:space="preserve">A phrase meaning less than or equal to (≤).</w:t>
+            </w:r>
+          </w:p>
+        </w:tc>
+        <w:tc>
+          <w:tcPr>
+            <w:tcW w:type="dxa" w:w="2200"/>
+            <w:tcMar>
+              <w:top w:type="dxa" w:w="60"/>
+              <w:left w:type="dxa" w:w="100"/>
+              <w:bottom w:type="dxa" w:w="60"/>
+              <w:right w:type="dxa" w:w="100"/>
+            </w:tcMar>
+            <w:vAlign w:val="top"/>
+          </w:tcPr>
+          <w:p>
+            <w:pPr>
+              <w:spacing w:after="30" w:before="0"/>
+            </w:pPr>
+            <w:r>
+              <w:rPr>
+                <w:i/>
+                <w:iCs/>
+                <w:color w:val="5E6E7E"/>
+                <w:sz w:val="18"/>
+                <w:szCs w:val="18"/>
+              </w:rPr>
+              <w:t xml:space="preserve">Not No more than: write a counter-example that does not fit the rule.</w:t>
+            </w:r>
+          </w:p>
+          <w:p>
+            <w:pPr>
+              <w:spacing w:after="50" w:before="0"/>
+            </w:pPr>
+            <w:r>
+              <w:rPr>
+                <w:color w:val="BBBBBB"/>
+                <w:sz w:val="18"/>
+                <w:szCs w:val="18"/>
+              </w:rPr>
+              <w:t xml:space="preserve">____________________________</w:t>
+            </w:r>
+          </w:p>
+        </w:tc>
+        <w:tc>
+          <w:tcPr>
+            <w:tcW w:type="dxa" w:w="2200"/>
+            <w:tcMar>
+              <w:top w:type="dxa" w:w="60"/>
+              <w:left w:type="dxa" w:w="100"/>
+              <w:bottom w:type="dxa" w:w="60"/>
+              <w:right w:type="dxa" w:w="100"/>
+            </w:tcMar>
+            <w:vAlign w:val="top"/>
+          </w:tcPr>
+          <w:p>
+            <w:pPr>
+              <w:spacing w:after="0" w:before="0"/>
+            </w:pPr>
+            <w:r>
+              <w:rPr>
+                <w:i/>
+                <w:iCs/>
+                <w:color w:val="5E6E7E"/>
+                <w:sz w:val="18"/>
+                <w:szCs w:val="18"/>
+              </w:rPr>
+              <w:t xml:space="preserve">“No more than 8 people” means people ≤ 8.</w:t>
+            </w:r>
+          </w:p>
+        </w:tc>
+      </w:tr>
+      <w:tr>
+        <w:trPr>
+          <w:cantSplit/>
+        </w:trPr>
+        <w:tc>
+          <w:tcPr>
+            <w:tcW w:type="dxa" w:w="1800"/>
+            <w:tcMar>
+              <w:top w:type="dxa" w:w="60"/>
+              <w:left w:type="dxa" w:w="100"/>
+              <w:bottom w:type="dxa" w:w="60"/>
+              <w:right w:type="dxa" w:w="100"/>
+            </w:tcMar>
+            <w:vAlign w:val="top"/>
+          </w:tcPr>
+          <w:p>
+            <w:pPr>
+              <w:spacing w:after="20" w:before="0"/>
+            </w:pPr>
+            <w:r>
+              <w:rPr>
+                <w:b/>
+                <w:bCs/>
+                <w:color w:val="0F2B3C"/>
+                <w:sz w:val="20"/>
+                <w:szCs w:val="20"/>
+              </w:rPr>
+              <w:t xml:space="preserve">Constraint</w:t>
+            </w:r>
+          </w:p>
+          <w:p>
+            <w:pPr>
+              <w:spacing w:after="0" w:before="0"/>
+            </w:pPr>
+            <w:r>
+              <w:rPr>
+                <w:i/>
+                <w:iCs/>
+                <w:color w:val="5E6E7E"/>
+                <w:sz w:val="18"/>
+                <w:szCs w:val="18"/>
+              </w:rPr>
+              <w:t xml:space="preserve">Restricción</w:t>
+            </w:r>
+          </w:p>
+        </w:tc>
+        <w:tc>
+          <w:tcPr>
+            <w:tcW w:type="dxa" w:w="3160"/>
+            <w:tcMar>
+              <w:top w:type="dxa" w:w="60"/>
+              <w:left w:type="dxa" w:w="100"/>
+              <w:bottom w:type="dxa" w:w="60"/>
+              <w:right w:type="dxa" w:w="100"/>
+            </w:tcMar>
+            <w:vAlign w:val="top"/>
+          </w:tcPr>
+          <w:p>
+            <w:pPr>
+              <w:spacing w:after="0" w:before="0"/>
+            </w:pPr>
+            <w:r>
+              <w:rPr>
+                <w:sz w:val="19"/>
+                <w:szCs w:val="19"/>
+              </w:rPr>
+              <w:t xml:space="preserve">A limit that a solution must satisfy.</w:t>
+            </w:r>
+          </w:p>
+        </w:tc>
+        <w:tc>
+          <w:tcPr>
+            <w:tcW w:type="dxa" w:w="2200"/>
+            <w:tcMar>
+              <w:top w:type="dxa" w:w="60"/>
+              <w:left w:type="dxa" w:w="100"/>
+              <w:bottom w:type="dxa" w:w="60"/>
+              <w:right w:type="dxa" w:w="100"/>
+            </w:tcMar>
+            <w:vAlign w:val="top"/>
+          </w:tcPr>
+          <w:p>
+            <w:pPr>
+              <w:spacing w:after="30" w:before="0"/>
+            </w:pPr>
+            <w:r>
+              <w:rPr>
+                <w:i/>
+                <w:iCs/>
+                <w:color w:val="5E6E7E"/>
+                <w:sz w:val="18"/>
+                <w:szCs w:val="18"/>
+              </w:rPr>
+              <w:t xml:space="preserve">Not Constraint: write a counter-example that does not fit the rule.</w:t>
+            </w:r>
+          </w:p>
+          <w:p>
+            <w:pPr>
+              <w:spacing w:after="50" w:before="0"/>
+            </w:pPr>
+            <w:r>
+              <w:rPr>
+                <w:color w:val="BBBBBB"/>
+                <w:sz w:val="18"/>
+                <w:szCs w:val="18"/>
+              </w:rPr>
+              <w:t xml:space="preserve">____________________________</w:t>
+            </w:r>
+          </w:p>
+        </w:tc>
+        <w:tc>
+          <w:tcPr>
+            <w:tcW w:type="dxa" w:w="2200"/>
+            <w:tcMar>
+              <w:top w:type="dxa" w:w="60"/>
+              <w:left w:type="dxa" w:w="100"/>
+              <w:bottom w:type="dxa" w:w="60"/>
+              <w:right w:type="dxa" w:w="100"/>
+            </w:tcMar>
+            <w:vAlign w:val="top"/>
+          </w:tcPr>
+          <w:p>
+            <w:pPr>
+              <w:spacing w:after="0" w:before="0"/>
+            </w:pPr>
+            <w:r>
+              <w:rPr>
+                <w:i/>
+                <w:iCs/>
+                <w:color w:val="5E6E7E"/>
+                <w:sz w:val="18"/>
+                <w:szCs w:val="18"/>
+              </w:rPr>
+              <w:t xml:space="preserve">A voter must be 18 or older.</w:t>
+            </w:r>
+          </w:p>
+        </w:tc>
+      </w:tr>
+      <w:tr>
+        <w:trPr>
+          <w:cantSplit/>
+        </w:trPr>
+        <w:tc>
+          <w:tcPr>
+            <w:tcW w:type="dxa" w:w="1800"/>
+            <w:tcMar>
+              <w:top w:type="dxa" w:w="60"/>
+              <w:left w:type="dxa" w:w="100"/>
+              <w:bottom w:type="dxa" w:w="60"/>
+              <w:right w:type="dxa" w:w="100"/>
+            </w:tcMar>
+            <w:vAlign w:val="top"/>
+          </w:tcPr>
+          <w:p>
+            <w:pPr>
+              <w:spacing w:after="20" w:before="0"/>
+            </w:pPr>
+            <w:r>
+              <w:rPr>
+                <w:b/>
+                <w:bCs/>
+                <w:color w:val="0F2B3C"/>
+                <w:sz w:val="20"/>
+                <w:szCs w:val="20"/>
+              </w:rPr>
+              <w:t xml:space="preserve">Solution set</w:t>
+            </w:r>
+          </w:p>
+          <w:p>
+            <w:pPr>
+              <w:spacing w:after="0" w:before="0"/>
+            </w:pPr>
+            <w:r>
+              <w:rPr>
+                <w:i/>
+                <w:iCs/>
+                <w:color w:val="5E6E7E"/>
+                <w:sz w:val="18"/>
+                <w:szCs w:val="18"/>
+              </w:rPr>
+              <w:t xml:space="preserve">Conjunto solución</w:t>
+            </w:r>
+          </w:p>
+        </w:tc>
+        <w:tc>
+          <w:tcPr>
+            <w:tcW w:type="dxa" w:w="3160"/>
+            <w:tcMar>
+              <w:top w:type="dxa" w:w="60"/>
+              <w:left w:type="dxa" w:w="100"/>
+              <w:bottom w:type="dxa" w:w="60"/>
+              <w:right w:type="dxa" w:w="100"/>
+            </w:tcMar>
+            <w:vAlign w:val="top"/>
+          </w:tcPr>
+          <w:p>
+            <w:pPr>
+              <w:spacing w:after="0" w:before="0"/>
+            </w:pPr>
+            <w:r>
+              <w:rPr>
+                <w:sz w:val="19"/>
+                <w:szCs w:val="19"/>
+              </w:rPr>
+              <w:t xml:space="preserve">All the values that make an inequality true.</w:t>
+            </w:r>
+          </w:p>
+        </w:tc>
+        <w:tc>
+          <w:tcPr>
+            <w:tcW w:type="dxa" w:w="2200"/>
+            <w:tcMar>
+              <w:top w:type="dxa" w:w="60"/>
+              <w:left w:type="dxa" w:w="100"/>
+              <w:bottom w:type="dxa" w:w="60"/>
+              <w:right w:type="dxa" w:w="100"/>
+            </w:tcMar>
+            <w:vAlign w:val="top"/>
+          </w:tcPr>
+          <w:p>
+            <w:pPr>
+              <w:spacing w:after="30" w:before="0"/>
+            </w:pPr>
+            <w:r>
+              <w:rPr>
+                <w:i/>
+                <w:iCs/>
+                <w:color w:val="5E6E7E"/>
+                <w:sz w:val="18"/>
+                <w:szCs w:val="18"/>
+              </w:rPr>
+              <w:t xml:space="preserve">Not Solution set: write a counter-example that does not fit the rule.</w:t>
+            </w:r>
+          </w:p>
+          <w:p>
+            <w:pPr>
+              <w:spacing w:after="50" w:before="0"/>
+            </w:pPr>
+            <w:r>
+              <w:rPr>
+                <w:color w:val="BBBBBB"/>
+                <w:sz w:val="18"/>
+                <w:szCs w:val="18"/>
+              </w:rPr>
+              <w:t xml:space="preserve">____________________________</w:t>
+            </w:r>
+          </w:p>
+        </w:tc>
+        <w:tc>
+          <w:tcPr>
+            <w:tcW w:type="dxa" w:w="2200"/>
+            <w:tcMar>
+              <w:top w:type="dxa" w:w="60"/>
+              <w:left w:type="dxa" w:w="100"/>
+              <w:bottom w:type="dxa" w:w="60"/>
+              <w:right w:type="dxa" w:w="100"/>
+            </w:tcMar>
+            <w:vAlign w:val="top"/>
+          </w:tcPr>
+          <w:p>
+            <w:pPr>
+              <w:spacing w:after="0" w:before="0"/>
+            </w:pPr>
+            <w:r>
+              <w:rPr>
+                <w:i/>
+                <w:iCs/>
+                <w:color w:val="5E6E7E"/>
+                <w:sz w:val="18"/>
+                <w:szCs w:val="18"/>
+              </w:rPr>
+              <w:t xml:space="preserve">Every number 7 or below.</w:t>
+            </w:r>
+          </w:p>
+        </w:tc>
+      </w:tr>
+    </w:tbl>
+    <w:p>
+      <w:pPr>
+        <w:spacing w:after="120" w:before="140"/>
       </w:pPr>
       <w:r>
         <w:rPr>
@@ -127,112 +1517,961 @@
         <w:t xml:space="preserve">Compare the small numbers.</w:t>
       </w:r>
     </w:p>
-    <w:p>
-      <w:pPr>
-        <w:spacing w:after="40" w:before="0"/>
-      </w:pPr>
-      <w:r>
-        <w:rPr>
-          <w:sz w:val="22"/>
-          <w:szCs w:val="22"/>
-        </w:rPr>
-        <w:t xml:space="preserve">1.  Which symbol is true? 2 ___ 6</w:t>
-      </w:r>
-    </w:p>
-    <w:p>
-      <w:pPr>
-        <w:spacing w:after="40" w:before="0"/>
-      </w:pPr>
-      <w:r>
-        <w:rPr>
-          <w:color w:val="5E6E7E"/>
-          <w:sz w:val="20"/>
-          <w:szCs w:val="20"/>
-        </w:rPr>
-        <w:t xml:space="preserve">     choices: &lt;   /   &gt;</w:t>
-      </w:r>
-    </w:p>
-    <w:p>
-      <w:pPr>
-        <w:spacing w:after="80" w:before="0"/>
-      </w:pPr>
-      <w:r>
-        <w:rPr>
-          <w:color w:val="BBBBBB"/>
-        </w:rPr>
-        <w:t xml:space="preserve">____________________________________________________</w:t>
-      </w:r>
-    </w:p>
-    <w:p>
-      <w:pPr>
-        <w:spacing w:after="40" w:before="0"/>
-      </w:pPr>
-      <w:r>
-        <w:rPr>
-          <w:sz w:val="22"/>
-          <w:szCs w:val="22"/>
-        </w:rPr>
-        <w:t xml:space="preserve">2.  Which symbol is true? 9 ___ 4</w:t>
-      </w:r>
-    </w:p>
-    <w:p>
-      <w:pPr>
-        <w:spacing w:after="40" w:before="0"/>
-      </w:pPr>
-      <w:r>
-        <w:rPr>
-          <w:color w:val="5E6E7E"/>
-          <w:sz w:val="20"/>
-          <w:szCs w:val="20"/>
-        </w:rPr>
-        <w:t xml:space="preserve">     choices: &lt;   /   &gt;</w:t>
-      </w:r>
-    </w:p>
-    <w:p>
-      <w:pPr>
-        <w:spacing w:after="80" w:before="0"/>
-      </w:pPr>
-      <w:r>
-        <w:rPr>
-          <w:color w:val="BBBBBB"/>
-        </w:rPr>
-        <w:t xml:space="preserve">____________________________________________________</w:t>
-      </w:r>
-    </w:p>
-    <w:p>
-      <w:pPr>
-        <w:spacing w:after="40" w:before="0"/>
-      </w:pPr>
-      <w:r>
-        <w:rPr>
-          <w:sz w:val="22"/>
-          <w:szCs w:val="22"/>
-        </w:rPr>
-        <w:t xml:space="preserve">3.  Which symbol is true? 5 ___ 5</w:t>
-      </w:r>
-    </w:p>
-    <w:p>
-      <w:pPr>
-        <w:spacing w:after="40" w:before="0"/>
-      </w:pPr>
-      <w:r>
-        <w:rPr>
-          <w:color w:val="5E6E7E"/>
-          <w:sz w:val="20"/>
-          <w:szCs w:val="20"/>
-        </w:rPr>
-        <w:t xml:space="preserve">     choices: &lt;   /   &gt;   /   =</w:t>
-      </w:r>
-    </w:p>
-    <w:p>
-      <w:pPr>
-        <w:spacing w:after="80" w:before="0"/>
-      </w:pPr>
-      <w:r>
-        <w:rPr>
-          <w:color w:val="BBBBBB"/>
-        </w:rPr>
-        <w:t xml:space="preserve">____________________________________________________</w:t>
+    <w:tbl>
+      <w:tblPr>
+        <w:tblW w:type="dxa" w:w="9360"/>
+        <w:tblBorders>
+          <w:top w:val="single" w:color="C7D2DD" w:sz="6"/>
+          <w:left w:val="single" w:color="C7D2DD" w:sz="6"/>
+          <w:bottom w:val="single" w:color="C7D2DD" w:sz="6"/>
+          <w:right w:val="single" w:color="C7D2DD" w:sz="6"/>
+          <w:insideH w:val="single" w:color="C7D2DD" w:sz="6"/>
+          <w:insideV w:val="single" w:color="C7D2DD" w:sz="6"/>
+        </w:tblBorders>
+      </w:tblPr>
+      <w:tblGrid>
+        <w:gridCol w:w="2800"/>
+        <w:gridCol w:w="3560"/>
+        <w:gridCol w:w="3000"/>
+      </w:tblGrid>
+      <w:tr>
+        <w:trPr>
+          <w:cantSplit/>
+          <w:tblHeader/>
+        </w:trPr>
+        <w:tc>
+          <w:tcPr>
+            <w:tcW w:type="dxa" w:w="2800"/>
+            <w:shd w:fill="EEF4F8" w:color="auto" w:val="clear"/>
+            <w:tcMar>
+              <w:top w:type="dxa" w:w="60"/>
+              <w:left w:type="dxa" w:w="100"/>
+              <w:bottom w:type="dxa" w:w="60"/>
+              <w:right w:type="dxa" w:w="100"/>
+            </w:tcMar>
+          </w:tcPr>
+          <w:p>
+            <w:pPr>
+              <w:spacing w:after="0" w:before="0"/>
+            </w:pPr>
+            <w:r>
+              <w:rPr>
+                <w:b/>
+                <w:bCs/>
+                <w:color w:val="0F2B3C"/>
+                <w:sz w:val="16"/>
+                <w:szCs w:val="16"/>
+              </w:rPr>
+              <w:t xml:space="preserve">CORE PROBLEM / GIVEN REPRESENTATION</w:t>
+            </w:r>
+          </w:p>
+        </w:tc>
+        <w:tc>
+          <w:tcPr>
+            <w:tcW w:type="dxa" w:w="3560"/>
+            <w:shd w:fill="EEF4F8" w:color="auto" w:val="clear"/>
+            <w:tcMar>
+              <w:top w:type="dxa" w:w="60"/>
+              <w:left w:type="dxa" w:w="100"/>
+              <w:bottom w:type="dxa" w:w="60"/>
+              <w:right w:type="dxa" w:w="100"/>
+            </w:tcMar>
+          </w:tcPr>
+          <w:p>
+            <w:pPr>
+              <w:spacing w:after="0" w:before="0"/>
+            </w:pPr>
+            <w:r>
+              <w:rPr>
+                <w:b/>
+                <w:bCs/>
+                <w:color w:val="0F2B3C"/>
+                <w:sz w:val="16"/>
+                <w:szCs w:val="16"/>
+              </w:rPr>
+              <w:t xml:space="preserve">WORKING SPACE / CALCULATION STEPS</w:t>
+            </w:r>
+          </w:p>
+        </w:tc>
+        <w:tc>
+          <w:tcPr>
+            <w:tcW w:type="dxa" w:w="3000"/>
+            <w:shd w:fill="FBF3E2" w:color="auto" w:val="clear"/>
+            <w:tcMar>
+              <w:top w:type="dxa" w:w="60"/>
+              <w:left w:type="dxa" w:w="100"/>
+              <w:bottom w:type="dxa" w:w="60"/>
+              <w:right w:type="dxa" w:w="100"/>
+            </w:tcMar>
+          </w:tcPr>
+          <w:p>
+            <w:pPr>
+              <w:spacing w:after="0" w:before="0"/>
+            </w:pPr>
+            <w:r>
+              <w:rPr>
+                <w:b/>
+                <w:bCs/>
+                <w:color w:val="7A5400"/>
+                <w:sz w:val="16"/>
+                <w:szCs w:val="16"/>
+              </w:rPr>
+              <w:t xml:space="preserve">EXPLAIN YOUR REASONING</w:t>
+            </w:r>
+          </w:p>
+        </w:tc>
+      </w:tr>
+      <w:tr>
+        <w:trPr>
+          <w:cantSplit/>
+        </w:trPr>
+        <w:tc>
+          <w:tcPr>
+            <w:tcW w:type="dxa" w:w="2800"/>
+            <w:tcMar>
+              <w:top w:type="dxa" w:w="80"/>
+              <w:left w:type="dxa" w:w="100"/>
+              <w:bottom w:type="dxa" w:w="80"/>
+              <w:right w:type="dxa" w:w="100"/>
+            </w:tcMar>
+            <w:vAlign w:val="top"/>
+          </w:tcPr>
+          <w:p>
+            <w:pPr>
+              <w:spacing w:after="40" w:before="0"/>
+            </w:pPr>
+            <w:r>
+              <w:rPr>
+                <w:b/>
+                <w:bCs/>
+                <w:color w:val="0F2B3C"/>
+                <w:sz w:val="20"/>
+                <w:szCs w:val="20"/>
+              </w:rPr>
+              <w:t xml:space="preserve">1.  Which symbol is true? 2 ___ 6</w:t>
+            </w:r>
+          </w:p>
+          <w:p>
+            <w:pPr>
+              <w:spacing w:after="0" w:before="0"/>
+            </w:pPr>
+            <w:r>
+              <w:rPr>
+                <w:color w:val="5E6E7E"/>
+                <w:sz w:val="18"/>
+                <w:szCs w:val="18"/>
+              </w:rPr>
+              <w:t xml:space="preserve">Choices: &lt;   /   &gt;</w:t>
+            </w:r>
+          </w:p>
+        </w:tc>
+        <w:tc>
+          <w:tcPr>
+            <w:tcW w:type="dxa" w:w="3560"/>
+            <w:tcMar>
+              <w:top w:type="dxa" w:w="80"/>
+              <w:left w:type="dxa" w:w="100"/>
+              <w:bottom w:type="dxa" w:w="80"/>
+              <w:right w:type="dxa" w:w="100"/>
+            </w:tcMar>
+            <w:vAlign w:val="top"/>
+          </w:tcPr>
+          <w:p>
+            <w:pPr>
+              <w:spacing w:after="50" w:before="0"/>
+            </w:pPr>
+            <w:r>
+              <w:rPr>
+                <w:color w:val="BBBBBB"/>
+                <w:sz w:val="18"/>
+                <w:szCs w:val="18"/>
+              </w:rPr>
+              <w:t xml:space="preserve">____________________________</w:t>
+            </w:r>
+          </w:p>
+          <w:p>
+            <w:pPr>
+              <w:spacing w:after="50" w:before="0"/>
+            </w:pPr>
+            <w:r>
+              <w:rPr>
+                <w:color w:val="BBBBBB"/>
+                <w:sz w:val="18"/>
+                <w:szCs w:val="18"/>
+              </w:rPr>
+              <w:t xml:space="preserve">____________________________</w:t>
+            </w:r>
+          </w:p>
+          <w:p>
+            <w:pPr>
+              <w:spacing w:after="50" w:before="0"/>
+            </w:pPr>
+            <w:r>
+              <w:rPr>
+                <w:color w:val="BBBBBB"/>
+                <w:sz w:val="18"/>
+                <w:szCs w:val="18"/>
+              </w:rPr>
+              <w:t xml:space="preserve">____________________________</w:t>
+            </w:r>
+          </w:p>
+          <w:p>
+            <w:pPr>
+              <w:spacing w:after="50" w:before="0"/>
+            </w:pPr>
+            <w:r>
+              <w:rPr>
+                <w:color w:val="BBBBBB"/>
+                <w:sz w:val="18"/>
+                <w:szCs w:val="18"/>
+              </w:rPr>
+              <w:t xml:space="preserve">____________________________</w:t>
+            </w:r>
+          </w:p>
+        </w:tc>
+        <w:tc>
+          <w:tcPr>
+            <w:tcW w:type="dxa" w:w="3000"/>
+            <w:shd w:fill="FBF3E2" w:color="auto" w:val="clear"/>
+            <w:tcMar>
+              <w:top w:type="dxa" w:w="80"/>
+              <w:left w:type="dxa" w:w="100"/>
+              <w:bottom w:type="dxa" w:w="80"/>
+              <w:right w:type="dxa" w:w="100"/>
+            </w:tcMar>
+            <w:vAlign w:val="top"/>
+          </w:tcPr>
+          <w:p>
+            <w:pPr>
+              <w:spacing w:after="30" w:before="0"/>
+            </w:pPr>
+            <w:r>
+              <w:rPr>
+                <w:b/>
+                <w:bCs/>
+                <w:color w:val="0F2B3C"/>
+                <w:sz w:val="18"/>
+                <w:szCs w:val="18"/>
+              </w:rPr>
+              <w:t xml:space="preserve">Because... ________________</w:t>
+            </w:r>
+          </w:p>
+          <w:p>
+            <w:pPr>
+              <w:spacing w:after="50" w:before="0"/>
+            </w:pPr>
+            <w:r>
+              <w:rPr>
+                <w:color w:val="BBBBBB"/>
+                <w:sz w:val="18"/>
+                <w:szCs w:val="18"/>
+              </w:rPr>
+              <w:t xml:space="preserve">____________________________</w:t>
+            </w:r>
+          </w:p>
+          <w:p>
+            <w:pPr>
+              <w:spacing w:after="30" w:before="40"/>
+            </w:pPr>
+            <w:r>
+              <w:rPr>
+                <w:b/>
+                <w:bCs/>
+                <w:color w:val="1A6FB5"/>
+                <w:sz w:val="18"/>
+                <w:szCs w:val="18"/>
+              </w:rPr>
+              <w:t xml:space="preserve">Although... _______________</w:t>
+            </w:r>
+          </w:p>
+          <w:p>
+            <w:pPr>
+              <w:spacing w:after="50" w:before="0"/>
+            </w:pPr>
+            <w:r>
+              <w:rPr>
+                <w:color w:val="BBBBBB"/>
+                <w:sz w:val="18"/>
+                <w:szCs w:val="18"/>
+              </w:rPr>
+              <w:t xml:space="preserve">____________________________</w:t>
+            </w:r>
+          </w:p>
+          <w:p>
+            <w:pPr>
+              <w:spacing w:after="30" w:before="40"/>
+            </w:pPr>
+            <w:r>
+              <w:rPr>
+                <w:b/>
+                <w:bCs/>
+                <w:color w:val="7A5400"/>
+                <w:sz w:val="18"/>
+                <w:szCs w:val="18"/>
+              </w:rPr>
+              <w:t xml:space="preserve">Therefore... ______________</w:t>
+            </w:r>
+          </w:p>
+          <w:p>
+            <w:pPr>
+              <w:spacing w:after="50" w:before="0"/>
+            </w:pPr>
+            <w:r>
+              <w:rPr>
+                <w:color w:val="BBBBBB"/>
+                <w:sz w:val="18"/>
+                <w:szCs w:val="18"/>
+              </w:rPr>
+              <w:t xml:space="preserve">____________________________</w:t>
+            </w:r>
+          </w:p>
+        </w:tc>
+      </w:tr>
+    </w:tbl>
+    <w:p>
+      <w:pPr>
+        <w:spacing w:after="60" w:before="0"/>
+      </w:pPr>
+      <w:r>
+        <w:t xml:space="preserve"/>
+      </w:r>
+    </w:p>
+    <w:tbl>
+      <w:tblPr>
+        <w:tblW w:type="dxa" w:w="9360"/>
+        <w:tblBorders>
+          <w:top w:val="single" w:color="C7D2DD" w:sz="6"/>
+          <w:left w:val="single" w:color="C7D2DD" w:sz="6"/>
+          <w:bottom w:val="single" w:color="C7D2DD" w:sz="6"/>
+          <w:right w:val="single" w:color="C7D2DD" w:sz="6"/>
+          <w:insideH w:val="single" w:color="C7D2DD" w:sz="6"/>
+          <w:insideV w:val="single" w:color="C7D2DD" w:sz="6"/>
+        </w:tblBorders>
+      </w:tblPr>
+      <w:tblGrid>
+        <w:gridCol w:w="2800"/>
+        <w:gridCol w:w="3560"/>
+        <w:gridCol w:w="3000"/>
+      </w:tblGrid>
+      <w:tr>
+        <w:trPr>
+          <w:cantSplit/>
+          <w:tblHeader/>
+        </w:trPr>
+        <w:tc>
+          <w:tcPr>
+            <w:tcW w:type="dxa" w:w="2800"/>
+            <w:shd w:fill="EEF4F8" w:color="auto" w:val="clear"/>
+            <w:tcMar>
+              <w:top w:type="dxa" w:w="60"/>
+              <w:left w:type="dxa" w:w="100"/>
+              <w:bottom w:type="dxa" w:w="60"/>
+              <w:right w:type="dxa" w:w="100"/>
+            </w:tcMar>
+          </w:tcPr>
+          <w:p>
+            <w:pPr>
+              <w:spacing w:after="0" w:before="0"/>
+            </w:pPr>
+            <w:r>
+              <w:rPr>
+                <w:b/>
+                <w:bCs/>
+                <w:color w:val="0F2B3C"/>
+                <w:sz w:val="16"/>
+                <w:szCs w:val="16"/>
+              </w:rPr>
+              <w:t xml:space="preserve">CORE PROBLEM / GIVEN REPRESENTATION</w:t>
+            </w:r>
+          </w:p>
+        </w:tc>
+        <w:tc>
+          <w:tcPr>
+            <w:tcW w:type="dxa" w:w="3560"/>
+            <w:shd w:fill="EEF4F8" w:color="auto" w:val="clear"/>
+            <w:tcMar>
+              <w:top w:type="dxa" w:w="60"/>
+              <w:left w:type="dxa" w:w="100"/>
+              <w:bottom w:type="dxa" w:w="60"/>
+              <w:right w:type="dxa" w:w="100"/>
+            </w:tcMar>
+          </w:tcPr>
+          <w:p>
+            <w:pPr>
+              <w:spacing w:after="0" w:before="0"/>
+            </w:pPr>
+            <w:r>
+              <w:rPr>
+                <w:b/>
+                <w:bCs/>
+                <w:color w:val="0F2B3C"/>
+                <w:sz w:val="16"/>
+                <w:szCs w:val="16"/>
+              </w:rPr>
+              <w:t xml:space="preserve">WORKING SPACE / CALCULATION STEPS</w:t>
+            </w:r>
+          </w:p>
+        </w:tc>
+        <w:tc>
+          <w:tcPr>
+            <w:tcW w:type="dxa" w:w="3000"/>
+            <w:shd w:fill="FBF3E2" w:color="auto" w:val="clear"/>
+            <w:tcMar>
+              <w:top w:type="dxa" w:w="60"/>
+              <w:left w:type="dxa" w:w="100"/>
+              <w:bottom w:type="dxa" w:w="60"/>
+              <w:right w:type="dxa" w:w="100"/>
+            </w:tcMar>
+          </w:tcPr>
+          <w:p>
+            <w:pPr>
+              <w:spacing w:after="0" w:before="0"/>
+            </w:pPr>
+            <w:r>
+              <w:rPr>
+                <w:b/>
+                <w:bCs/>
+                <w:color w:val="7A5400"/>
+                <w:sz w:val="16"/>
+                <w:szCs w:val="16"/>
+              </w:rPr>
+              <w:t xml:space="preserve">EXPLAIN YOUR REASONING</w:t>
+            </w:r>
+          </w:p>
+        </w:tc>
+      </w:tr>
+      <w:tr>
+        <w:trPr>
+          <w:cantSplit/>
+        </w:trPr>
+        <w:tc>
+          <w:tcPr>
+            <w:tcW w:type="dxa" w:w="2800"/>
+            <w:tcMar>
+              <w:top w:type="dxa" w:w="80"/>
+              <w:left w:type="dxa" w:w="100"/>
+              <w:bottom w:type="dxa" w:w="80"/>
+              <w:right w:type="dxa" w:w="100"/>
+            </w:tcMar>
+            <w:vAlign w:val="top"/>
+          </w:tcPr>
+          <w:p>
+            <w:pPr>
+              <w:spacing w:after="40" w:before="0"/>
+            </w:pPr>
+            <w:r>
+              <w:rPr>
+                <w:b/>
+                <w:bCs/>
+                <w:color w:val="0F2B3C"/>
+                <w:sz w:val="20"/>
+                <w:szCs w:val="20"/>
+              </w:rPr>
+              <w:t xml:space="preserve">2.  Which symbol is true? 9 ___ 4</w:t>
+            </w:r>
+          </w:p>
+          <w:p>
+            <w:pPr>
+              <w:spacing w:after="0" w:before="0"/>
+            </w:pPr>
+            <w:r>
+              <w:rPr>
+                <w:color w:val="5E6E7E"/>
+                <w:sz w:val="18"/>
+                <w:szCs w:val="18"/>
+              </w:rPr>
+              <w:t xml:space="preserve">Choices: &lt;   /   &gt;</w:t>
+            </w:r>
+          </w:p>
+        </w:tc>
+        <w:tc>
+          <w:tcPr>
+            <w:tcW w:type="dxa" w:w="3560"/>
+            <w:tcMar>
+              <w:top w:type="dxa" w:w="80"/>
+              <w:left w:type="dxa" w:w="100"/>
+              <w:bottom w:type="dxa" w:w="80"/>
+              <w:right w:type="dxa" w:w="100"/>
+            </w:tcMar>
+            <w:vAlign w:val="top"/>
+          </w:tcPr>
+          <w:p>
+            <w:pPr>
+              <w:spacing w:after="50" w:before="0"/>
+            </w:pPr>
+            <w:r>
+              <w:rPr>
+                <w:color w:val="BBBBBB"/>
+                <w:sz w:val="18"/>
+                <w:szCs w:val="18"/>
+              </w:rPr>
+              <w:t xml:space="preserve">____________________________</w:t>
+            </w:r>
+          </w:p>
+          <w:p>
+            <w:pPr>
+              <w:spacing w:after="50" w:before="0"/>
+            </w:pPr>
+            <w:r>
+              <w:rPr>
+                <w:color w:val="BBBBBB"/>
+                <w:sz w:val="18"/>
+                <w:szCs w:val="18"/>
+              </w:rPr>
+              <w:t xml:space="preserve">____________________________</w:t>
+            </w:r>
+          </w:p>
+          <w:p>
+            <w:pPr>
+              <w:spacing w:after="50" w:before="0"/>
+            </w:pPr>
+            <w:r>
+              <w:rPr>
+                <w:color w:val="BBBBBB"/>
+                <w:sz w:val="18"/>
+                <w:szCs w:val="18"/>
+              </w:rPr>
+              <w:t xml:space="preserve">____________________________</w:t>
+            </w:r>
+          </w:p>
+          <w:p>
+            <w:pPr>
+              <w:spacing w:after="50" w:before="0"/>
+            </w:pPr>
+            <w:r>
+              <w:rPr>
+                <w:color w:val="BBBBBB"/>
+                <w:sz w:val="18"/>
+                <w:szCs w:val="18"/>
+              </w:rPr>
+              <w:t xml:space="preserve">____________________________</w:t>
+            </w:r>
+          </w:p>
+        </w:tc>
+        <w:tc>
+          <w:tcPr>
+            <w:tcW w:type="dxa" w:w="3000"/>
+            <w:shd w:fill="FBF3E2" w:color="auto" w:val="clear"/>
+            <w:tcMar>
+              <w:top w:type="dxa" w:w="80"/>
+              <w:left w:type="dxa" w:w="100"/>
+              <w:bottom w:type="dxa" w:w="80"/>
+              <w:right w:type="dxa" w:w="100"/>
+            </w:tcMar>
+            <w:vAlign w:val="top"/>
+          </w:tcPr>
+          <w:p>
+            <w:pPr>
+              <w:spacing w:after="30" w:before="0"/>
+            </w:pPr>
+            <w:r>
+              <w:rPr>
+                <w:b/>
+                <w:bCs/>
+                <w:color w:val="0F2B3C"/>
+                <w:sz w:val="18"/>
+                <w:szCs w:val="18"/>
+              </w:rPr>
+              <w:t xml:space="preserve">Because... ________________</w:t>
+            </w:r>
+          </w:p>
+          <w:p>
+            <w:pPr>
+              <w:spacing w:after="50" w:before="0"/>
+            </w:pPr>
+            <w:r>
+              <w:rPr>
+                <w:color w:val="BBBBBB"/>
+                <w:sz w:val="18"/>
+                <w:szCs w:val="18"/>
+              </w:rPr>
+              <w:t xml:space="preserve">____________________________</w:t>
+            </w:r>
+          </w:p>
+          <w:p>
+            <w:pPr>
+              <w:spacing w:after="30" w:before="40"/>
+            </w:pPr>
+            <w:r>
+              <w:rPr>
+                <w:b/>
+                <w:bCs/>
+                <w:color w:val="1A6FB5"/>
+                <w:sz w:val="18"/>
+                <w:szCs w:val="18"/>
+              </w:rPr>
+              <w:t xml:space="preserve">Although... _______________</w:t>
+            </w:r>
+          </w:p>
+          <w:p>
+            <w:pPr>
+              <w:spacing w:after="50" w:before="0"/>
+            </w:pPr>
+            <w:r>
+              <w:rPr>
+                <w:color w:val="BBBBBB"/>
+                <w:sz w:val="18"/>
+                <w:szCs w:val="18"/>
+              </w:rPr>
+              <w:t xml:space="preserve">____________________________</w:t>
+            </w:r>
+          </w:p>
+          <w:p>
+            <w:pPr>
+              <w:spacing w:after="30" w:before="40"/>
+            </w:pPr>
+            <w:r>
+              <w:rPr>
+                <w:b/>
+                <w:bCs/>
+                <w:color w:val="7A5400"/>
+                <w:sz w:val="18"/>
+                <w:szCs w:val="18"/>
+              </w:rPr>
+              <w:t xml:space="preserve">Therefore... ______________</w:t>
+            </w:r>
+          </w:p>
+          <w:p>
+            <w:pPr>
+              <w:spacing w:after="50" w:before="0"/>
+            </w:pPr>
+            <w:r>
+              <w:rPr>
+                <w:color w:val="BBBBBB"/>
+                <w:sz w:val="18"/>
+                <w:szCs w:val="18"/>
+              </w:rPr>
+              <w:t xml:space="preserve">____________________________</w:t>
+            </w:r>
+          </w:p>
+        </w:tc>
+      </w:tr>
+    </w:tbl>
+    <w:p>
+      <w:pPr>
+        <w:spacing w:after="60" w:before="0"/>
+      </w:pPr>
+      <w:r>
+        <w:t xml:space="preserve"/>
+      </w:r>
+    </w:p>
+    <w:tbl>
+      <w:tblPr>
+        <w:tblW w:type="dxa" w:w="9360"/>
+        <w:tblBorders>
+          <w:top w:val="single" w:color="C7D2DD" w:sz="6"/>
+          <w:left w:val="single" w:color="C7D2DD" w:sz="6"/>
+          <w:bottom w:val="single" w:color="C7D2DD" w:sz="6"/>
+          <w:right w:val="single" w:color="C7D2DD" w:sz="6"/>
+          <w:insideH w:val="single" w:color="C7D2DD" w:sz="6"/>
+          <w:insideV w:val="single" w:color="C7D2DD" w:sz="6"/>
+        </w:tblBorders>
+      </w:tblPr>
+      <w:tblGrid>
+        <w:gridCol w:w="2800"/>
+        <w:gridCol w:w="3560"/>
+        <w:gridCol w:w="3000"/>
+      </w:tblGrid>
+      <w:tr>
+        <w:trPr>
+          <w:cantSplit/>
+          <w:tblHeader/>
+        </w:trPr>
+        <w:tc>
+          <w:tcPr>
+            <w:tcW w:type="dxa" w:w="2800"/>
+            <w:shd w:fill="EEF4F8" w:color="auto" w:val="clear"/>
+            <w:tcMar>
+              <w:top w:type="dxa" w:w="60"/>
+              <w:left w:type="dxa" w:w="100"/>
+              <w:bottom w:type="dxa" w:w="60"/>
+              <w:right w:type="dxa" w:w="100"/>
+            </w:tcMar>
+          </w:tcPr>
+          <w:p>
+            <w:pPr>
+              <w:spacing w:after="0" w:before="0"/>
+            </w:pPr>
+            <w:r>
+              <w:rPr>
+                <w:b/>
+                <w:bCs/>
+                <w:color w:val="0F2B3C"/>
+                <w:sz w:val="16"/>
+                <w:szCs w:val="16"/>
+              </w:rPr>
+              <w:t xml:space="preserve">CORE PROBLEM / GIVEN REPRESENTATION</w:t>
+            </w:r>
+          </w:p>
+        </w:tc>
+        <w:tc>
+          <w:tcPr>
+            <w:tcW w:type="dxa" w:w="3560"/>
+            <w:shd w:fill="EEF4F8" w:color="auto" w:val="clear"/>
+            <w:tcMar>
+              <w:top w:type="dxa" w:w="60"/>
+              <w:left w:type="dxa" w:w="100"/>
+              <w:bottom w:type="dxa" w:w="60"/>
+              <w:right w:type="dxa" w:w="100"/>
+            </w:tcMar>
+          </w:tcPr>
+          <w:p>
+            <w:pPr>
+              <w:spacing w:after="0" w:before="0"/>
+            </w:pPr>
+            <w:r>
+              <w:rPr>
+                <w:b/>
+                <w:bCs/>
+                <w:color w:val="0F2B3C"/>
+                <w:sz w:val="16"/>
+                <w:szCs w:val="16"/>
+              </w:rPr>
+              <w:t xml:space="preserve">WORKING SPACE / CALCULATION STEPS</w:t>
+            </w:r>
+          </w:p>
+        </w:tc>
+        <w:tc>
+          <w:tcPr>
+            <w:tcW w:type="dxa" w:w="3000"/>
+            <w:shd w:fill="FBF3E2" w:color="auto" w:val="clear"/>
+            <w:tcMar>
+              <w:top w:type="dxa" w:w="60"/>
+              <w:left w:type="dxa" w:w="100"/>
+              <w:bottom w:type="dxa" w:w="60"/>
+              <w:right w:type="dxa" w:w="100"/>
+            </w:tcMar>
+          </w:tcPr>
+          <w:p>
+            <w:pPr>
+              <w:spacing w:after="0" w:before="0"/>
+            </w:pPr>
+            <w:r>
+              <w:rPr>
+                <w:b/>
+                <w:bCs/>
+                <w:color w:val="7A5400"/>
+                <w:sz w:val="16"/>
+                <w:szCs w:val="16"/>
+              </w:rPr>
+              <w:t xml:space="preserve">EXPLAIN YOUR REASONING</w:t>
+            </w:r>
+          </w:p>
+        </w:tc>
+      </w:tr>
+      <w:tr>
+        <w:trPr>
+          <w:cantSplit/>
+        </w:trPr>
+        <w:tc>
+          <w:tcPr>
+            <w:tcW w:type="dxa" w:w="2800"/>
+            <w:tcMar>
+              <w:top w:type="dxa" w:w="80"/>
+              <w:left w:type="dxa" w:w="100"/>
+              <w:bottom w:type="dxa" w:w="80"/>
+              <w:right w:type="dxa" w:w="100"/>
+            </w:tcMar>
+            <w:vAlign w:val="top"/>
+          </w:tcPr>
+          <w:p>
+            <w:pPr>
+              <w:spacing w:after="40" w:before="0"/>
+            </w:pPr>
+            <w:r>
+              <w:rPr>
+                <w:b/>
+                <w:bCs/>
+                <w:color w:val="0F2B3C"/>
+                <w:sz w:val="20"/>
+                <w:szCs w:val="20"/>
+              </w:rPr>
+              <w:t xml:space="preserve">3.  Which symbol is true? 5 ___ 5</w:t>
+            </w:r>
+          </w:p>
+          <w:p>
+            <w:pPr>
+              <w:spacing w:after="0" w:before="0"/>
+            </w:pPr>
+            <w:r>
+              <w:rPr>
+                <w:color w:val="5E6E7E"/>
+                <w:sz w:val="18"/>
+                <w:szCs w:val="18"/>
+              </w:rPr>
+              <w:t xml:space="preserve">Choices: &lt;   /   &gt;   /   =</w:t>
+            </w:r>
+          </w:p>
+        </w:tc>
+        <w:tc>
+          <w:tcPr>
+            <w:tcW w:type="dxa" w:w="3560"/>
+            <w:tcMar>
+              <w:top w:type="dxa" w:w="80"/>
+              <w:left w:type="dxa" w:w="100"/>
+              <w:bottom w:type="dxa" w:w="80"/>
+              <w:right w:type="dxa" w:w="100"/>
+            </w:tcMar>
+            <w:vAlign w:val="top"/>
+          </w:tcPr>
+          <w:p>
+            <w:pPr>
+              <w:spacing w:after="50" w:before="0"/>
+            </w:pPr>
+            <w:r>
+              <w:rPr>
+                <w:color w:val="BBBBBB"/>
+                <w:sz w:val="18"/>
+                <w:szCs w:val="18"/>
+              </w:rPr>
+              <w:t xml:space="preserve">____________________________</w:t>
+            </w:r>
+          </w:p>
+          <w:p>
+            <w:pPr>
+              <w:spacing w:after="50" w:before="0"/>
+            </w:pPr>
+            <w:r>
+              <w:rPr>
+                <w:color w:val="BBBBBB"/>
+                <w:sz w:val="18"/>
+                <w:szCs w:val="18"/>
+              </w:rPr>
+              <w:t xml:space="preserve">____________________________</w:t>
+            </w:r>
+          </w:p>
+          <w:p>
+            <w:pPr>
+              <w:spacing w:after="50" w:before="0"/>
+            </w:pPr>
+            <w:r>
+              <w:rPr>
+                <w:color w:val="BBBBBB"/>
+                <w:sz w:val="18"/>
+                <w:szCs w:val="18"/>
+              </w:rPr>
+              <w:t xml:space="preserve">____________________________</w:t>
+            </w:r>
+          </w:p>
+          <w:p>
+            <w:pPr>
+              <w:spacing w:after="50" w:before="0"/>
+            </w:pPr>
+            <w:r>
+              <w:rPr>
+                <w:color w:val="BBBBBB"/>
+                <w:sz w:val="18"/>
+                <w:szCs w:val="18"/>
+              </w:rPr>
+              <w:t xml:space="preserve">____________________________</w:t>
+            </w:r>
+          </w:p>
+        </w:tc>
+        <w:tc>
+          <w:tcPr>
+            <w:tcW w:type="dxa" w:w="3000"/>
+            <w:shd w:fill="FBF3E2" w:color="auto" w:val="clear"/>
+            <w:tcMar>
+              <w:top w:type="dxa" w:w="80"/>
+              <w:left w:type="dxa" w:w="100"/>
+              <w:bottom w:type="dxa" w:w="80"/>
+              <w:right w:type="dxa" w:w="100"/>
+            </w:tcMar>
+            <w:vAlign w:val="top"/>
+          </w:tcPr>
+          <w:p>
+            <w:pPr>
+              <w:spacing w:after="30" w:before="0"/>
+            </w:pPr>
+            <w:r>
+              <w:rPr>
+                <w:b/>
+                <w:bCs/>
+                <w:color w:val="0F2B3C"/>
+                <w:sz w:val="18"/>
+                <w:szCs w:val="18"/>
+              </w:rPr>
+              <w:t xml:space="preserve">Because... ________________</w:t>
+            </w:r>
+          </w:p>
+          <w:p>
+            <w:pPr>
+              <w:spacing w:after="50" w:before="0"/>
+            </w:pPr>
+            <w:r>
+              <w:rPr>
+                <w:color w:val="BBBBBB"/>
+                <w:sz w:val="18"/>
+                <w:szCs w:val="18"/>
+              </w:rPr>
+              <w:t xml:space="preserve">____________________________</w:t>
+            </w:r>
+          </w:p>
+          <w:p>
+            <w:pPr>
+              <w:spacing w:after="30" w:before="40"/>
+            </w:pPr>
+            <w:r>
+              <w:rPr>
+                <w:b/>
+                <w:bCs/>
+                <w:color w:val="1A6FB5"/>
+                <w:sz w:val="18"/>
+                <w:szCs w:val="18"/>
+              </w:rPr>
+              <w:t xml:space="preserve">Although... _______________</w:t>
+            </w:r>
+          </w:p>
+          <w:p>
+            <w:pPr>
+              <w:spacing w:after="50" w:before="0"/>
+            </w:pPr>
+            <w:r>
+              <w:rPr>
+                <w:color w:val="BBBBBB"/>
+                <w:sz w:val="18"/>
+                <w:szCs w:val="18"/>
+              </w:rPr>
+              <w:t xml:space="preserve">____________________________</w:t>
+            </w:r>
+          </w:p>
+          <w:p>
+            <w:pPr>
+              <w:spacing w:after="30" w:before="40"/>
+            </w:pPr>
+            <w:r>
+              <w:rPr>
+                <w:b/>
+                <w:bCs/>
+                <w:color w:val="7A5400"/>
+                <w:sz w:val="18"/>
+                <w:szCs w:val="18"/>
+              </w:rPr>
+              <w:t xml:space="preserve">Therefore... ______________</w:t>
+            </w:r>
+          </w:p>
+          <w:p>
+            <w:pPr>
+              <w:spacing w:after="50" w:before="0"/>
+            </w:pPr>
+            <w:r>
+              <w:rPr>
+                <w:color w:val="BBBBBB"/>
+                <w:sz w:val="18"/>
+                <w:szCs w:val="18"/>
+              </w:rPr>
+              <w:t xml:space="preserve">____________________________</w:t>
+            </w:r>
+          </w:p>
+        </w:tc>
+      </w:tr>
+    </w:tbl>
+    <w:p>
+      <w:pPr>
+        <w:spacing w:after="60" w:before="0"/>
+      </w:pPr>
+      <w:r>
+        <w:t xml:space="preserve"/>
       </w:r>
     </w:p>
     <w:p>
@@ -264,76 +2503,642 @@
         <w:t xml:space="preserve">Match the words to the symbol.</w:t>
       </w:r>
     </w:p>
-    <w:p>
-      <w:pPr>
-        <w:spacing w:after="40" w:before="0"/>
-      </w:pPr>
-      <w:r>
-        <w:rPr>
-          <w:sz w:val="22"/>
-          <w:szCs w:val="22"/>
-        </w:rPr>
-        <w:t xml:space="preserve">1.  "A number is less than 7." Which inequality?</w:t>
-      </w:r>
-    </w:p>
-    <w:p>
-      <w:pPr>
-        <w:spacing w:after="40" w:before="0"/>
-      </w:pPr>
-      <w:r>
-        <w:rPr>
-          <w:color w:val="5E6E7E"/>
-          <w:sz w:val="20"/>
-          <w:szCs w:val="20"/>
-        </w:rPr>
-        <w:t xml:space="preserve">     choices: n &lt; 7   /   n &gt; 7   /   n = 7</w:t>
-      </w:r>
-    </w:p>
-    <w:p>
-      <w:pPr>
-        <w:spacing w:after="80" w:before="0"/>
-      </w:pPr>
-      <w:r>
-        <w:rPr>
-          <w:color w:val="BBBBBB"/>
-        </w:rPr>
-        <w:t xml:space="preserve">____________________________________________________</w:t>
-      </w:r>
-    </w:p>
-    <w:p>
-      <w:pPr>
-        <w:spacing w:after="40" w:before="0"/>
-      </w:pPr>
-      <w:r>
-        <w:rPr>
-          <w:sz w:val="22"/>
-          <w:szCs w:val="22"/>
-        </w:rPr>
-        <w:t xml:space="preserve">2.  "A number is greater than 3." Which inequality?</w:t>
-      </w:r>
-    </w:p>
-    <w:p>
-      <w:pPr>
-        <w:spacing w:after="40" w:before="0"/>
-      </w:pPr>
-      <w:r>
-        <w:rPr>
-          <w:color w:val="5E6E7E"/>
-          <w:sz w:val="20"/>
-          <w:szCs w:val="20"/>
-        </w:rPr>
-        <w:t xml:space="preserve">     choices: n &lt; 3   /   n &gt; 3   /   n = 3</w:t>
-      </w:r>
-    </w:p>
-    <w:p>
-      <w:pPr>
-        <w:spacing w:after="80" w:before="0"/>
-      </w:pPr>
-      <w:r>
-        <w:rPr>
-          <w:color w:val="BBBBBB"/>
-        </w:rPr>
-        <w:t xml:space="preserve">____________________________________________________</w:t>
+    <w:tbl>
+      <w:tblPr>
+        <w:tblW w:type="dxa" w:w="9360"/>
+        <w:tblBorders>
+          <w:top w:val="single" w:color="C7D2DD" w:sz="6"/>
+          <w:left w:val="single" w:color="C7D2DD" w:sz="6"/>
+          <w:bottom w:val="single" w:color="C7D2DD" w:sz="6"/>
+          <w:right w:val="single" w:color="C7D2DD" w:sz="6"/>
+          <w:insideH w:val="single" w:color="C7D2DD" w:sz="6"/>
+          <w:insideV w:val="single" w:color="C7D2DD" w:sz="6"/>
+        </w:tblBorders>
+      </w:tblPr>
+      <w:tblGrid>
+        <w:gridCol w:w="2800"/>
+        <w:gridCol w:w="3560"/>
+        <w:gridCol w:w="3000"/>
+      </w:tblGrid>
+      <w:tr>
+        <w:trPr>
+          <w:cantSplit/>
+          <w:tblHeader/>
+        </w:trPr>
+        <w:tc>
+          <w:tcPr>
+            <w:tcW w:type="dxa" w:w="2800"/>
+            <w:shd w:fill="EEF4F8" w:color="auto" w:val="clear"/>
+            <w:tcMar>
+              <w:top w:type="dxa" w:w="60"/>
+              <w:left w:type="dxa" w:w="100"/>
+              <w:bottom w:type="dxa" w:w="60"/>
+              <w:right w:type="dxa" w:w="100"/>
+            </w:tcMar>
+          </w:tcPr>
+          <w:p>
+            <w:pPr>
+              <w:spacing w:after="0" w:before="0"/>
+            </w:pPr>
+            <w:r>
+              <w:rPr>
+                <w:b/>
+                <w:bCs/>
+                <w:color w:val="0F2B3C"/>
+                <w:sz w:val="16"/>
+                <w:szCs w:val="16"/>
+              </w:rPr>
+              <w:t xml:space="preserve">CORE PROBLEM / GIVEN REPRESENTATION</w:t>
+            </w:r>
+          </w:p>
+        </w:tc>
+        <w:tc>
+          <w:tcPr>
+            <w:tcW w:type="dxa" w:w="3560"/>
+            <w:shd w:fill="EEF4F8" w:color="auto" w:val="clear"/>
+            <w:tcMar>
+              <w:top w:type="dxa" w:w="60"/>
+              <w:left w:type="dxa" w:w="100"/>
+              <w:bottom w:type="dxa" w:w="60"/>
+              <w:right w:type="dxa" w:w="100"/>
+            </w:tcMar>
+          </w:tcPr>
+          <w:p>
+            <w:pPr>
+              <w:spacing w:after="0" w:before="0"/>
+            </w:pPr>
+            <w:r>
+              <w:rPr>
+                <w:b/>
+                <w:bCs/>
+                <w:color w:val="0F2B3C"/>
+                <w:sz w:val="16"/>
+                <w:szCs w:val="16"/>
+              </w:rPr>
+              <w:t xml:space="preserve">WORKING SPACE / CALCULATION STEPS</w:t>
+            </w:r>
+          </w:p>
+        </w:tc>
+        <w:tc>
+          <w:tcPr>
+            <w:tcW w:type="dxa" w:w="3000"/>
+            <w:shd w:fill="FBF3E2" w:color="auto" w:val="clear"/>
+            <w:tcMar>
+              <w:top w:type="dxa" w:w="60"/>
+              <w:left w:type="dxa" w:w="100"/>
+              <w:bottom w:type="dxa" w:w="60"/>
+              <w:right w:type="dxa" w:w="100"/>
+            </w:tcMar>
+          </w:tcPr>
+          <w:p>
+            <w:pPr>
+              <w:spacing w:after="0" w:before="0"/>
+            </w:pPr>
+            <w:r>
+              <w:rPr>
+                <w:b/>
+                <w:bCs/>
+                <w:color w:val="7A5400"/>
+                <w:sz w:val="16"/>
+                <w:szCs w:val="16"/>
+              </w:rPr>
+              <w:t xml:space="preserve">EXPLAIN YOUR REASONING</w:t>
+            </w:r>
+          </w:p>
+        </w:tc>
+      </w:tr>
+      <w:tr>
+        <w:trPr>
+          <w:cantSplit/>
+        </w:trPr>
+        <w:tc>
+          <w:tcPr>
+            <w:tcW w:type="dxa" w:w="2800"/>
+            <w:tcMar>
+              <w:top w:type="dxa" w:w="80"/>
+              <w:left w:type="dxa" w:w="100"/>
+              <w:bottom w:type="dxa" w:w="80"/>
+              <w:right w:type="dxa" w:w="100"/>
+            </w:tcMar>
+            <w:vAlign w:val="top"/>
+          </w:tcPr>
+          <w:p>
+            <w:pPr>
+              <w:spacing w:after="40" w:before="0"/>
+            </w:pPr>
+            <w:r>
+              <w:rPr>
+                <w:b/>
+                <w:bCs/>
+                <w:color w:val="0F2B3C"/>
+                <w:sz w:val="20"/>
+                <w:szCs w:val="20"/>
+              </w:rPr>
+              <w:t xml:space="preserve">1.  "A number is less than 7." Which inequality?</w:t>
+            </w:r>
+          </w:p>
+          <w:p>
+            <w:pPr>
+              <w:spacing w:after="0" w:before="0"/>
+            </w:pPr>
+            <w:r>
+              <w:rPr>
+                <w:color w:val="5E6E7E"/>
+                <w:sz w:val="18"/>
+                <w:szCs w:val="18"/>
+              </w:rPr>
+              <w:t xml:space="preserve">Choices: n &lt; 7   /   n &gt; 7   /   n = 7</w:t>
+            </w:r>
+          </w:p>
+        </w:tc>
+        <w:tc>
+          <w:tcPr>
+            <w:tcW w:type="dxa" w:w="3560"/>
+            <w:tcMar>
+              <w:top w:type="dxa" w:w="80"/>
+              <w:left w:type="dxa" w:w="100"/>
+              <w:bottom w:type="dxa" w:w="80"/>
+              <w:right w:type="dxa" w:w="100"/>
+            </w:tcMar>
+            <w:vAlign w:val="top"/>
+          </w:tcPr>
+          <w:p>
+            <w:pPr>
+              <w:spacing w:after="50" w:before="0"/>
+            </w:pPr>
+            <w:r>
+              <w:rPr>
+                <w:color w:val="BBBBBB"/>
+                <w:sz w:val="18"/>
+                <w:szCs w:val="18"/>
+              </w:rPr>
+              <w:t xml:space="preserve">____________________________</w:t>
+            </w:r>
+          </w:p>
+          <w:p>
+            <w:pPr>
+              <w:spacing w:after="50" w:before="0"/>
+            </w:pPr>
+            <w:r>
+              <w:rPr>
+                <w:color w:val="BBBBBB"/>
+                <w:sz w:val="18"/>
+                <w:szCs w:val="18"/>
+              </w:rPr>
+              <w:t xml:space="preserve">____________________________</w:t>
+            </w:r>
+          </w:p>
+          <w:p>
+            <w:pPr>
+              <w:spacing w:after="50" w:before="0"/>
+            </w:pPr>
+            <w:r>
+              <w:rPr>
+                <w:color w:val="BBBBBB"/>
+                <w:sz w:val="18"/>
+                <w:szCs w:val="18"/>
+              </w:rPr>
+              <w:t xml:space="preserve">____________________________</w:t>
+            </w:r>
+          </w:p>
+          <w:p>
+            <w:pPr>
+              <w:spacing w:after="50" w:before="0"/>
+            </w:pPr>
+            <w:r>
+              <w:rPr>
+                <w:color w:val="BBBBBB"/>
+                <w:sz w:val="18"/>
+                <w:szCs w:val="18"/>
+              </w:rPr>
+              <w:t xml:space="preserve">____________________________</w:t>
+            </w:r>
+          </w:p>
+        </w:tc>
+        <w:tc>
+          <w:tcPr>
+            <w:tcW w:type="dxa" w:w="3000"/>
+            <w:shd w:fill="FBF3E2" w:color="auto" w:val="clear"/>
+            <w:tcMar>
+              <w:top w:type="dxa" w:w="80"/>
+              <w:left w:type="dxa" w:w="100"/>
+              <w:bottom w:type="dxa" w:w="80"/>
+              <w:right w:type="dxa" w:w="100"/>
+            </w:tcMar>
+            <w:vAlign w:val="top"/>
+          </w:tcPr>
+          <w:p>
+            <w:pPr>
+              <w:spacing w:after="30" w:before="0"/>
+            </w:pPr>
+            <w:r>
+              <w:rPr>
+                <w:b/>
+                <w:bCs/>
+                <w:color w:val="0F2B3C"/>
+                <w:sz w:val="18"/>
+                <w:szCs w:val="18"/>
+              </w:rPr>
+              <w:t xml:space="preserve">Because... ________________</w:t>
+            </w:r>
+          </w:p>
+          <w:p>
+            <w:pPr>
+              <w:spacing w:after="50" w:before="0"/>
+            </w:pPr>
+            <w:r>
+              <w:rPr>
+                <w:color w:val="BBBBBB"/>
+                <w:sz w:val="18"/>
+                <w:szCs w:val="18"/>
+              </w:rPr>
+              <w:t xml:space="preserve">____________________________</w:t>
+            </w:r>
+          </w:p>
+          <w:p>
+            <w:pPr>
+              <w:spacing w:after="30" w:before="40"/>
+            </w:pPr>
+            <w:r>
+              <w:rPr>
+                <w:b/>
+                <w:bCs/>
+                <w:color w:val="1A6FB5"/>
+                <w:sz w:val="18"/>
+                <w:szCs w:val="18"/>
+              </w:rPr>
+              <w:t xml:space="preserve">Although... _______________</w:t>
+            </w:r>
+          </w:p>
+          <w:p>
+            <w:pPr>
+              <w:spacing w:after="50" w:before="0"/>
+            </w:pPr>
+            <w:r>
+              <w:rPr>
+                <w:color w:val="BBBBBB"/>
+                <w:sz w:val="18"/>
+                <w:szCs w:val="18"/>
+              </w:rPr>
+              <w:t xml:space="preserve">____________________________</w:t>
+            </w:r>
+          </w:p>
+          <w:p>
+            <w:pPr>
+              <w:spacing w:after="30" w:before="40"/>
+            </w:pPr>
+            <w:r>
+              <w:rPr>
+                <w:b/>
+                <w:bCs/>
+                <w:color w:val="7A5400"/>
+                <w:sz w:val="18"/>
+                <w:szCs w:val="18"/>
+              </w:rPr>
+              <w:t xml:space="preserve">Therefore... ______________</w:t>
+            </w:r>
+          </w:p>
+          <w:p>
+            <w:pPr>
+              <w:spacing w:after="50" w:before="0"/>
+            </w:pPr>
+            <w:r>
+              <w:rPr>
+                <w:color w:val="BBBBBB"/>
+                <w:sz w:val="18"/>
+                <w:szCs w:val="18"/>
+              </w:rPr>
+              <w:t xml:space="preserve">____________________________</w:t>
+            </w:r>
+          </w:p>
+        </w:tc>
+      </w:tr>
+    </w:tbl>
+    <w:p>
+      <w:pPr>
+        <w:spacing w:after="60" w:before="0"/>
+      </w:pPr>
+      <w:r>
+        <w:t xml:space="preserve"/>
+      </w:r>
+    </w:p>
+    <w:tbl>
+      <w:tblPr>
+        <w:tblW w:type="dxa" w:w="9360"/>
+        <w:tblBorders>
+          <w:top w:val="single" w:color="C7D2DD" w:sz="6"/>
+          <w:left w:val="single" w:color="C7D2DD" w:sz="6"/>
+          <w:bottom w:val="single" w:color="C7D2DD" w:sz="6"/>
+          <w:right w:val="single" w:color="C7D2DD" w:sz="6"/>
+          <w:insideH w:val="single" w:color="C7D2DD" w:sz="6"/>
+          <w:insideV w:val="single" w:color="C7D2DD" w:sz="6"/>
+        </w:tblBorders>
+      </w:tblPr>
+      <w:tblGrid>
+        <w:gridCol w:w="2800"/>
+        <w:gridCol w:w="3560"/>
+        <w:gridCol w:w="3000"/>
+      </w:tblGrid>
+      <w:tr>
+        <w:trPr>
+          <w:cantSplit/>
+          <w:tblHeader/>
+        </w:trPr>
+        <w:tc>
+          <w:tcPr>
+            <w:tcW w:type="dxa" w:w="2800"/>
+            <w:shd w:fill="EEF4F8" w:color="auto" w:val="clear"/>
+            <w:tcMar>
+              <w:top w:type="dxa" w:w="60"/>
+              <w:left w:type="dxa" w:w="100"/>
+              <w:bottom w:type="dxa" w:w="60"/>
+              <w:right w:type="dxa" w:w="100"/>
+            </w:tcMar>
+          </w:tcPr>
+          <w:p>
+            <w:pPr>
+              <w:spacing w:after="0" w:before="0"/>
+            </w:pPr>
+            <w:r>
+              <w:rPr>
+                <w:b/>
+                <w:bCs/>
+                <w:color w:val="0F2B3C"/>
+                <w:sz w:val="16"/>
+                <w:szCs w:val="16"/>
+              </w:rPr>
+              <w:t xml:space="preserve">CORE PROBLEM / GIVEN REPRESENTATION</w:t>
+            </w:r>
+          </w:p>
+        </w:tc>
+        <w:tc>
+          <w:tcPr>
+            <w:tcW w:type="dxa" w:w="3560"/>
+            <w:shd w:fill="EEF4F8" w:color="auto" w:val="clear"/>
+            <w:tcMar>
+              <w:top w:type="dxa" w:w="60"/>
+              <w:left w:type="dxa" w:w="100"/>
+              <w:bottom w:type="dxa" w:w="60"/>
+              <w:right w:type="dxa" w:w="100"/>
+            </w:tcMar>
+          </w:tcPr>
+          <w:p>
+            <w:pPr>
+              <w:spacing w:after="0" w:before="0"/>
+            </w:pPr>
+            <w:r>
+              <w:rPr>
+                <w:b/>
+                <w:bCs/>
+                <w:color w:val="0F2B3C"/>
+                <w:sz w:val="16"/>
+                <w:szCs w:val="16"/>
+              </w:rPr>
+              <w:t xml:space="preserve">WORKING SPACE / CALCULATION STEPS</w:t>
+            </w:r>
+          </w:p>
+        </w:tc>
+        <w:tc>
+          <w:tcPr>
+            <w:tcW w:type="dxa" w:w="3000"/>
+            <w:shd w:fill="FBF3E2" w:color="auto" w:val="clear"/>
+            <w:tcMar>
+              <w:top w:type="dxa" w:w="60"/>
+              <w:left w:type="dxa" w:w="100"/>
+              <w:bottom w:type="dxa" w:w="60"/>
+              <w:right w:type="dxa" w:w="100"/>
+            </w:tcMar>
+          </w:tcPr>
+          <w:p>
+            <w:pPr>
+              <w:spacing w:after="0" w:before="0"/>
+            </w:pPr>
+            <w:r>
+              <w:rPr>
+                <w:b/>
+                <w:bCs/>
+                <w:color w:val="7A5400"/>
+                <w:sz w:val="16"/>
+                <w:szCs w:val="16"/>
+              </w:rPr>
+              <w:t xml:space="preserve">EXPLAIN YOUR REASONING</w:t>
+            </w:r>
+          </w:p>
+        </w:tc>
+      </w:tr>
+      <w:tr>
+        <w:trPr>
+          <w:cantSplit/>
+        </w:trPr>
+        <w:tc>
+          <w:tcPr>
+            <w:tcW w:type="dxa" w:w="2800"/>
+            <w:tcMar>
+              <w:top w:type="dxa" w:w="80"/>
+              <w:left w:type="dxa" w:w="100"/>
+              <w:bottom w:type="dxa" w:w="80"/>
+              <w:right w:type="dxa" w:w="100"/>
+            </w:tcMar>
+            <w:vAlign w:val="top"/>
+          </w:tcPr>
+          <w:p>
+            <w:pPr>
+              <w:spacing w:after="40" w:before="0"/>
+            </w:pPr>
+            <w:r>
+              <w:rPr>
+                <w:b/>
+                <w:bCs/>
+                <w:color w:val="0F2B3C"/>
+                <w:sz w:val="20"/>
+                <w:szCs w:val="20"/>
+              </w:rPr>
+              <w:t xml:space="preserve">2.  "A number is greater than 3." Which inequality?</w:t>
+            </w:r>
+          </w:p>
+          <w:p>
+            <w:pPr>
+              <w:spacing w:after="0" w:before="0"/>
+            </w:pPr>
+            <w:r>
+              <w:rPr>
+                <w:color w:val="5E6E7E"/>
+                <w:sz w:val="18"/>
+                <w:szCs w:val="18"/>
+              </w:rPr>
+              <w:t xml:space="preserve">Choices: n &lt; 3   /   n &gt; 3   /   n = 3</w:t>
+            </w:r>
+          </w:p>
+        </w:tc>
+        <w:tc>
+          <w:tcPr>
+            <w:tcW w:type="dxa" w:w="3560"/>
+            <w:tcMar>
+              <w:top w:type="dxa" w:w="80"/>
+              <w:left w:type="dxa" w:w="100"/>
+              <w:bottom w:type="dxa" w:w="80"/>
+              <w:right w:type="dxa" w:w="100"/>
+            </w:tcMar>
+            <w:vAlign w:val="top"/>
+          </w:tcPr>
+          <w:p>
+            <w:pPr>
+              <w:spacing w:after="50" w:before="0"/>
+            </w:pPr>
+            <w:r>
+              <w:rPr>
+                <w:color w:val="BBBBBB"/>
+                <w:sz w:val="18"/>
+                <w:szCs w:val="18"/>
+              </w:rPr>
+              <w:t xml:space="preserve">____________________________</w:t>
+            </w:r>
+          </w:p>
+          <w:p>
+            <w:pPr>
+              <w:spacing w:after="50" w:before="0"/>
+            </w:pPr>
+            <w:r>
+              <w:rPr>
+                <w:color w:val="BBBBBB"/>
+                <w:sz w:val="18"/>
+                <w:szCs w:val="18"/>
+              </w:rPr>
+              <w:t xml:space="preserve">____________________________</w:t>
+            </w:r>
+          </w:p>
+          <w:p>
+            <w:pPr>
+              <w:spacing w:after="50" w:before="0"/>
+            </w:pPr>
+            <w:r>
+              <w:rPr>
+                <w:color w:val="BBBBBB"/>
+                <w:sz w:val="18"/>
+                <w:szCs w:val="18"/>
+              </w:rPr>
+              <w:t xml:space="preserve">____________________________</w:t>
+            </w:r>
+          </w:p>
+          <w:p>
+            <w:pPr>
+              <w:spacing w:after="50" w:before="0"/>
+            </w:pPr>
+            <w:r>
+              <w:rPr>
+                <w:color w:val="BBBBBB"/>
+                <w:sz w:val="18"/>
+                <w:szCs w:val="18"/>
+              </w:rPr>
+              <w:t xml:space="preserve">____________________________</w:t>
+            </w:r>
+          </w:p>
+        </w:tc>
+        <w:tc>
+          <w:tcPr>
+            <w:tcW w:type="dxa" w:w="3000"/>
+            <w:shd w:fill="FBF3E2" w:color="auto" w:val="clear"/>
+            <w:tcMar>
+              <w:top w:type="dxa" w:w="80"/>
+              <w:left w:type="dxa" w:w="100"/>
+              <w:bottom w:type="dxa" w:w="80"/>
+              <w:right w:type="dxa" w:w="100"/>
+            </w:tcMar>
+            <w:vAlign w:val="top"/>
+          </w:tcPr>
+          <w:p>
+            <w:pPr>
+              <w:spacing w:after="30" w:before="0"/>
+            </w:pPr>
+            <w:r>
+              <w:rPr>
+                <w:b/>
+                <w:bCs/>
+                <w:color w:val="0F2B3C"/>
+                <w:sz w:val="18"/>
+                <w:szCs w:val="18"/>
+              </w:rPr>
+              <w:t xml:space="preserve">Because... ________________</w:t>
+            </w:r>
+          </w:p>
+          <w:p>
+            <w:pPr>
+              <w:spacing w:after="50" w:before="0"/>
+            </w:pPr>
+            <w:r>
+              <w:rPr>
+                <w:color w:val="BBBBBB"/>
+                <w:sz w:val="18"/>
+                <w:szCs w:val="18"/>
+              </w:rPr>
+              <w:t xml:space="preserve">____________________________</w:t>
+            </w:r>
+          </w:p>
+          <w:p>
+            <w:pPr>
+              <w:spacing w:after="30" w:before="40"/>
+            </w:pPr>
+            <w:r>
+              <w:rPr>
+                <w:b/>
+                <w:bCs/>
+                <w:color w:val="1A6FB5"/>
+                <w:sz w:val="18"/>
+                <w:szCs w:val="18"/>
+              </w:rPr>
+              <w:t xml:space="preserve">Although... _______________</w:t>
+            </w:r>
+          </w:p>
+          <w:p>
+            <w:pPr>
+              <w:spacing w:after="50" w:before="0"/>
+            </w:pPr>
+            <w:r>
+              <w:rPr>
+                <w:color w:val="BBBBBB"/>
+                <w:sz w:val="18"/>
+                <w:szCs w:val="18"/>
+              </w:rPr>
+              <w:t xml:space="preserve">____________________________</w:t>
+            </w:r>
+          </w:p>
+          <w:p>
+            <w:pPr>
+              <w:spacing w:after="30" w:before="40"/>
+            </w:pPr>
+            <w:r>
+              <w:rPr>
+                <w:b/>
+                <w:bCs/>
+                <w:color w:val="7A5400"/>
+                <w:sz w:val="18"/>
+                <w:szCs w:val="18"/>
+              </w:rPr>
+              <w:t xml:space="preserve">Therefore... ______________</w:t>
+            </w:r>
+          </w:p>
+          <w:p>
+            <w:pPr>
+              <w:spacing w:after="50" w:before="0"/>
+            </w:pPr>
+            <w:r>
+              <w:rPr>
+                <w:color w:val="BBBBBB"/>
+                <w:sz w:val="18"/>
+                <w:szCs w:val="18"/>
+              </w:rPr>
+              <w:t xml:space="preserve">____________________________</w:t>
+            </w:r>
+          </w:p>
+        </w:tc>
+      </w:tr>
+    </w:tbl>
+    <w:p>
+      <w:pPr>
+        <w:spacing w:after="60" w:before="0"/>
+      </w:pPr>
+      <w:r>
+        <w:t xml:space="preserve"/>
       </w:r>
     </w:p>
     <w:p>
@@ -365,76 +3170,642 @@
         <w:t xml:space="preserve">Trickier wording.</w:t>
       </w:r>
     </w:p>
-    <w:p>
-      <w:pPr>
-        <w:spacing w:after="40" w:before="0"/>
-      </w:pPr>
-      <w:r>
-        <w:rPr>
-          <w:sz w:val="22"/>
-          <w:szCs w:val="22"/>
-        </w:rPr>
-        <w:t xml:space="preserve">1.  "You must be more than 8 years old." Which inequality (age = a)?</w:t>
-      </w:r>
-    </w:p>
-    <w:p>
-      <w:pPr>
-        <w:spacing w:after="40" w:before="0"/>
-      </w:pPr>
-      <w:r>
-        <w:rPr>
-          <w:color w:val="5E6E7E"/>
-          <w:sz w:val="20"/>
-          <w:szCs w:val="20"/>
-        </w:rPr>
-        <w:t xml:space="preserve">     choices: a &lt; 8   /   a &gt; 8   /   a = 8</w:t>
-      </w:r>
-    </w:p>
-    <w:p>
-      <w:pPr>
-        <w:spacing w:after="80" w:before="0"/>
-      </w:pPr>
-      <w:r>
-        <w:rPr>
-          <w:color w:val="BBBBBB"/>
-        </w:rPr>
-        <w:t xml:space="preserve">____________________________________________________</w:t>
-      </w:r>
-    </w:p>
-    <w:p>
-      <w:pPr>
-        <w:spacing w:after="40" w:before="0"/>
-      </w:pPr>
-      <w:r>
-        <w:rPr>
-          <w:sz w:val="22"/>
-          <w:szCs w:val="22"/>
-        </w:rPr>
-        <w:t xml:space="preserve">2.  "The price is less than $10." Which inequality (price = p)?</w:t>
-      </w:r>
-    </w:p>
-    <w:p>
-      <w:pPr>
-        <w:spacing w:after="40" w:before="0"/>
-      </w:pPr>
-      <w:r>
-        <w:rPr>
-          <w:color w:val="5E6E7E"/>
-          <w:sz w:val="20"/>
-          <w:szCs w:val="20"/>
-        </w:rPr>
-        <w:t xml:space="preserve">     choices: p &lt; 10   /   p &gt; 10   /   p = 10</w:t>
-      </w:r>
-    </w:p>
-    <w:p>
-      <w:pPr>
-        <w:spacing w:after="80" w:before="0"/>
-      </w:pPr>
-      <w:r>
-        <w:rPr>
-          <w:color w:val="BBBBBB"/>
-        </w:rPr>
-        <w:t xml:space="preserve">____________________________________________________</w:t>
+    <w:tbl>
+      <w:tblPr>
+        <w:tblW w:type="dxa" w:w="9360"/>
+        <w:tblBorders>
+          <w:top w:val="single" w:color="C7D2DD" w:sz="6"/>
+          <w:left w:val="single" w:color="C7D2DD" w:sz="6"/>
+          <w:bottom w:val="single" w:color="C7D2DD" w:sz="6"/>
+          <w:right w:val="single" w:color="C7D2DD" w:sz="6"/>
+          <w:insideH w:val="single" w:color="C7D2DD" w:sz="6"/>
+          <w:insideV w:val="single" w:color="C7D2DD" w:sz="6"/>
+        </w:tblBorders>
+      </w:tblPr>
+      <w:tblGrid>
+        <w:gridCol w:w="2800"/>
+        <w:gridCol w:w="3560"/>
+        <w:gridCol w:w="3000"/>
+      </w:tblGrid>
+      <w:tr>
+        <w:trPr>
+          <w:cantSplit/>
+          <w:tblHeader/>
+        </w:trPr>
+        <w:tc>
+          <w:tcPr>
+            <w:tcW w:type="dxa" w:w="2800"/>
+            <w:shd w:fill="EEF4F8" w:color="auto" w:val="clear"/>
+            <w:tcMar>
+              <w:top w:type="dxa" w:w="60"/>
+              <w:left w:type="dxa" w:w="100"/>
+              <w:bottom w:type="dxa" w:w="60"/>
+              <w:right w:type="dxa" w:w="100"/>
+            </w:tcMar>
+          </w:tcPr>
+          <w:p>
+            <w:pPr>
+              <w:spacing w:after="0" w:before="0"/>
+            </w:pPr>
+            <w:r>
+              <w:rPr>
+                <w:b/>
+                <w:bCs/>
+                <w:color w:val="0F2B3C"/>
+                <w:sz w:val="16"/>
+                <w:szCs w:val="16"/>
+              </w:rPr>
+              <w:t xml:space="preserve">CORE PROBLEM / GIVEN REPRESENTATION</w:t>
+            </w:r>
+          </w:p>
+        </w:tc>
+        <w:tc>
+          <w:tcPr>
+            <w:tcW w:type="dxa" w:w="3560"/>
+            <w:shd w:fill="EEF4F8" w:color="auto" w:val="clear"/>
+            <w:tcMar>
+              <w:top w:type="dxa" w:w="60"/>
+              <w:left w:type="dxa" w:w="100"/>
+              <w:bottom w:type="dxa" w:w="60"/>
+              <w:right w:type="dxa" w:w="100"/>
+            </w:tcMar>
+          </w:tcPr>
+          <w:p>
+            <w:pPr>
+              <w:spacing w:after="0" w:before="0"/>
+            </w:pPr>
+            <w:r>
+              <w:rPr>
+                <w:b/>
+                <w:bCs/>
+                <w:color w:val="0F2B3C"/>
+                <w:sz w:val="16"/>
+                <w:szCs w:val="16"/>
+              </w:rPr>
+              <w:t xml:space="preserve">WORKING SPACE / CALCULATION STEPS</w:t>
+            </w:r>
+          </w:p>
+        </w:tc>
+        <w:tc>
+          <w:tcPr>
+            <w:tcW w:type="dxa" w:w="3000"/>
+            <w:shd w:fill="FBF3E2" w:color="auto" w:val="clear"/>
+            <w:tcMar>
+              <w:top w:type="dxa" w:w="60"/>
+              <w:left w:type="dxa" w:w="100"/>
+              <w:bottom w:type="dxa" w:w="60"/>
+              <w:right w:type="dxa" w:w="100"/>
+            </w:tcMar>
+          </w:tcPr>
+          <w:p>
+            <w:pPr>
+              <w:spacing w:after="0" w:before="0"/>
+            </w:pPr>
+            <w:r>
+              <w:rPr>
+                <w:b/>
+                <w:bCs/>
+                <w:color w:val="7A5400"/>
+                <w:sz w:val="16"/>
+                <w:szCs w:val="16"/>
+              </w:rPr>
+              <w:t xml:space="preserve">EXPLAIN YOUR REASONING</w:t>
+            </w:r>
+          </w:p>
+        </w:tc>
+      </w:tr>
+      <w:tr>
+        <w:trPr>
+          <w:cantSplit/>
+        </w:trPr>
+        <w:tc>
+          <w:tcPr>
+            <w:tcW w:type="dxa" w:w="2800"/>
+            <w:tcMar>
+              <w:top w:type="dxa" w:w="80"/>
+              <w:left w:type="dxa" w:w="100"/>
+              <w:bottom w:type="dxa" w:w="80"/>
+              <w:right w:type="dxa" w:w="100"/>
+            </w:tcMar>
+            <w:vAlign w:val="top"/>
+          </w:tcPr>
+          <w:p>
+            <w:pPr>
+              <w:spacing w:after="40" w:before="0"/>
+            </w:pPr>
+            <w:r>
+              <w:rPr>
+                <w:b/>
+                <w:bCs/>
+                <w:color w:val="0F2B3C"/>
+                <w:sz w:val="20"/>
+                <w:szCs w:val="20"/>
+              </w:rPr>
+              <w:t xml:space="preserve">1.  "You must be more than 8 years old." Which inequality (age = a)?</w:t>
+            </w:r>
+          </w:p>
+          <w:p>
+            <w:pPr>
+              <w:spacing w:after="0" w:before="0"/>
+            </w:pPr>
+            <w:r>
+              <w:rPr>
+                <w:color w:val="5E6E7E"/>
+                <w:sz w:val="18"/>
+                <w:szCs w:val="18"/>
+              </w:rPr>
+              <w:t xml:space="preserve">Choices: a &lt; 8   /   a &gt; 8   /   a = 8</w:t>
+            </w:r>
+          </w:p>
+        </w:tc>
+        <w:tc>
+          <w:tcPr>
+            <w:tcW w:type="dxa" w:w="3560"/>
+            <w:tcMar>
+              <w:top w:type="dxa" w:w="80"/>
+              <w:left w:type="dxa" w:w="100"/>
+              <w:bottom w:type="dxa" w:w="80"/>
+              <w:right w:type="dxa" w:w="100"/>
+            </w:tcMar>
+            <w:vAlign w:val="top"/>
+          </w:tcPr>
+          <w:p>
+            <w:pPr>
+              <w:spacing w:after="50" w:before="0"/>
+            </w:pPr>
+            <w:r>
+              <w:rPr>
+                <w:color w:val="BBBBBB"/>
+                <w:sz w:val="18"/>
+                <w:szCs w:val="18"/>
+              </w:rPr>
+              <w:t xml:space="preserve">____________________________</w:t>
+            </w:r>
+          </w:p>
+          <w:p>
+            <w:pPr>
+              <w:spacing w:after="50" w:before="0"/>
+            </w:pPr>
+            <w:r>
+              <w:rPr>
+                <w:color w:val="BBBBBB"/>
+                <w:sz w:val="18"/>
+                <w:szCs w:val="18"/>
+              </w:rPr>
+              <w:t xml:space="preserve">____________________________</w:t>
+            </w:r>
+          </w:p>
+          <w:p>
+            <w:pPr>
+              <w:spacing w:after="50" w:before="0"/>
+            </w:pPr>
+            <w:r>
+              <w:rPr>
+                <w:color w:val="BBBBBB"/>
+                <w:sz w:val="18"/>
+                <w:szCs w:val="18"/>
+              </w:rPr>
+              <w:t xml:space="preserve">____________________________</w:t>
+            </w:r>
+          </w:p>
+          <w:p>
+            <w:pPr>
+              <w:spacing w:after="50" w:before="0"/>
+            </w:pPr>
+            <w:r>
+              <w:rPr>
+                <w:color w:val="BBBBBB"/>
+                <w:sz w:val="18"/>
+                <w:szCs w:val="18"/>
+              </w:rPr>
+              <w:t xml:space="preserve">____________________________</w:t>
+            </w:r>
+          </w:p>
+        </w:tc>
+        <w:tc>
+          <w:tcPr>
+            <w:tcW w:type="dxa" w:w="3000"/>
+            <w:shd w:fill="FBF3E2" w:color="auto" w:val="clear"/>
+            <w:tcMar>
+              <w:top w:type="dxa" w:w="80"/>
+              <w:left w:type="dxa" w:w="100"/>
+              <w:bottom w:type="dxa" w:w="80"/>
+              <w:right w:type="dxa" w:w="100"/>
+            </w:tcMar>
+            <w:vAlign w:val="top"/>
+          </w:tcPr>
+          <w:p>
+            <w:pPr>
+              <w:spacing w:after="30" w:before="0"/>
+            </w:pPr>
+            <w:r>
+              <w:rPr>
+                <w:b/>
+                <w:bCs/>
+                <w:color w:val="0F2B3C"/>
+                <w:sz w:val="18"/>
+                <w:szCs w:val="18"/>
+              </w:rPr>
+              <w:t xml:space="preserve">Because... ________________</w:t>
+            </w:r>
+          </w:p>
+          <w:p>
+            <w:pPr>
+              <w:spacing w:after="50" w:before="0"/>
+            </w:pPr>
+            <w:r>
+              <w:rPr>
+                <w:color w:val="BBBBBB"/>
+                <w:sz w:val="18"/>
+                <w:szCs w:val="18"/>
+              </w:rPr>
+              <w:t xml:space="preserve">____________________________</w:t>
+            </w:r>
+          </w:p>
+          <w:p>
+            <w:pPr>
+              <w:spacing w:after="30" w:before="40"/>
+            </w:pPr>
+            <w:r>
+              <w:rPr>
+                <w:b/>
+                <w:bCs/>
+                <w:color w:val="1A6FB5"/>
+                <w:sz w:val="18"/>
+                <w:szCs w:val="18"/>
+              </w:rPr>
+              <w:t xml:space="preserve">Although... _______________</w:t>
+            </w:r>
+          </w:p>
+          <w:p>
+            <w:pPr>
+              <w:spacing w:after="50" w:before="0"/>
+            </w:pPr>
+            <w:r>
+              <w:rPr>
+                <w:color w:val="BBBBBB"/>
+                <w:sz w:val="18"/>
+                <w:szCs w:val="18"/>
+              </w:rPr>
+              <w:t xml:space="preserve">____________________________</w:t>
+            </w:r>
+          </w:p>
+          <w:p>
+            <w:pPr>
+              <w:spacing w:after="30" w:before="40"/>
+            </w:pPr>
+            <w:r>
+              <w:rPr>
+                <w:b/>
+                <w:bCs/>
+                <w:color w:val="7A5400"/>
+                <w:sz w:val="18"/>
+                <w:szCs w:val="18"/>
+              </w:rPr>
+              <w:t xml:space="preserve">Therefore... ______________</w:t>
+            </w:r>
+          </w:p>
+          <w:p>
+            <w:pPr>
+              <w:spacing w:after="50" w:before="0"/>
+            </w:pPr>
+            <w:r>
+              <w:rPr>
+                <w:color w:val="BBBBBB"/>
+                <w:sz w:val="18"/>
+                <w:szCs w:val="18"/>
+              </w:rPr>
+              <w:t xml:space="preserve">____________________________</w:t>
+            </w:r>
+          </w:p>
+        </w:tc>
+      </w:tr>
+    </w:tbl>
+    <w:p>
+      <w:pPr>
+        <w:spacing w:after="60" w:before="0"/>
+      </w:pPr>
+      <w:r>
+        <w:t xml:space="preserve"/>
+      </w:r>
+    </w:p>
+    <w:tbl>
+      <w:tblPr>
+        <w:tblW w:type="dxa" w:w="9360"/>
+        <w:tblBorders>
+          <w:top w:val="single" w:color="C7D2DD" w:sz="6"/>
+          <w:left w:val="single" w:color="C7D2DD" w:sz="6"/>
+          <w:bottom w:val="single" w:color="C7D2DD" w:sz="6"/>
+          <w:right w:val="single" w:color="C7D2DD" w:sz="6"/>
+          <w:insideH w:val="single" w:color="C7D2DD" w:sz="6"/>
+          <w:insideV w:val="single" w:color="C7D2DD" w:sz="6"/>
+        </w:tblBorders>
+      </w:tblPr>
+      <w:tblGrid>
+        <w:gridCol w:w="2800"/>
+        <w:gridCol w:w="3560"/>
+        <w:gridCol w:w="3000"/>
+      </w:tblGrid>
+      <w:tr>
+        <w:trPr>
+          <w:cantSplit/>
+          <w:tblHeader/>
+        </w:trPr>
+        <w:tc>
+          <w:tcPr>
+            <w:tcW w:type="dxa" w:w="2800"/>
+            <w:shd w:fill="EEF4F8" w:color="auto" w:val="clear"/>
+            <w:tcMar>
+              <w:top w:type="dxa" w:w="60"/>
+              <w:left w:type="dxa" w:w="100"/>
+              <w:bottom w:type="dxa" w:w="60"/>
+              <w:right w:type="dxa" w:w="100"/>
+            </w:tcMar>
+          </w:tcPr>
+          <w:p>
+            <w:pPr>
+              <w:spacing w:after="0" w:before="0"/>
+            </w:pPr>
+            <w:r>
+              <w:rPr>
+                <w:b/>
+                <w:bCs/>
+                <w:color w:val="0F2B3C"/>
+                <w:sz w:val="16"/>
+                <w:szCs w:val="16"/>
+              </w:rPr>
+              <w:t xml:space="preserve">CORE PROBLEM / GIVEN REPRESENTATION</w:t>
+            </w:r>
+          </w:p>
+        </w:tc>
+        <w:tc>
+          <w:tcPr>
+            <w:tcW w:type="dxa" w:w="3560"/>
+            <w:shd w:fill="EEF4F8" w:color="auto" w:val="clear"/>
+            <w:tcMar>
+              <w:top w:type="dxa" w:w="60"/>
+              <w:left w:type="dxa" w:w="100"/>
+              <w:bottom w:type="dxa" w:w="60"/>
+              <w:right w:type="dxa" w:w="100"/>
+            </w:tcMar>
+          </w:tcPr>
+          <w:p>
+            <w:pPr>
+              <w:spacing w:after="0" w:before="0"/>
+            </w:pPr>
+            <w:r>
+              <w:rPr>
+                <w:b/>
+                <w:bCs/>
+                <w:color w:val="0F2B3C"/>
+                <w:sz w:val="16"/>
+                <w:szCs w:val="16"/>
+              </w:rPr>
+              <w:t xml:space="preserve">WORKING SPACE / CALCULATION STEPS</w:t>
+            </w:r>
+          </w:p>
+        </w:tc>
+        <w:tc>
+          <w:tcPr>
+            <w:tcW w:type="dxa" w:w="3000"/>
+            <w:shd w:fill="FBF3E2" w:color="auto" w:val="clear"/>
+            <w:tcMar>
+              <w:top w:type="dxa" w:w="60"/>
+              <w:left w:type="dxa" w:w="100"/>
+              <w:bottom w:type="dxa" w:w="60"/>
+              <w:right w:type="dxa" w:w="100"/>
+            </w:tcMar>
+          </w:tcPr>
+          <w:p>
+            <w:pPr>
+              <w:spacing w:after="0" w:before="0"/>
+            </w:pPr>
+            <w:r>
+              <w:rPr>
+                <w:b/>
+                <w:bCs/>
+                <w:color w:val="7A5400"/>
+                <w:sz w:val="16"/>
+                <w:szCs w:val="16"/>
+              </w:rPr>
+              <w:t xml:space="preserve">EXPLAIN YOUR REASONING</w:t>
+            </w:r>
+          </w:p>
+        </w:tc>
+      </w:tr>
+      <w:tr>
+        <w:trPr>
+          <w:cantSplit/>
+        </w:trPr>
+        <w:tc>
+          <w:tcPr>
+            <w:tcW w:type="dxa" w:w="2800"/>
+            <w:tcMar>
+              <w:top w:type="dxa" w:w="80"/>
+              <w:left w:type="dxa" w:w="100"/>
+              <w:bottom w:type="dxa" w:w="80"/>
+              <w:right w:type="dxa" w:w="100"/>
+            </w:tcMar>
+            <w:vAlign w:val="top"/>
+          </w:tcPr>
+          <w:p>
+            <w:pPr>
+              <w:spacing w:after="40" w:before="0"/>
+            </w:pPr>
+            <w:r>
+              <w:rPr>
+                <w:b/>
+                <w:bCs/>
+                <w:color w:val="0F2B3C"/>
+                <w:sz w:val="20"/>
+                <w:szCs w:val="20"/>
+              </w:rPr>
+              <w:t xml:space="preserve">2.  "The price is less than $10." Which inequality (price = p)?</w:t>
+            </w:r>
+          </w:p>
+          <w:p>
+            <w:pPr>
+              <w:spacing w:after="0" w:before="0"/>
+            </w:pPr>
+            <w:r>
+              <w:rPr>
+                <w:color w:val="5E6E7E"/>
+                <w:sz w:val="18"/>
+                <w:szCs w:val="18"/>
+              </w:rPr>
+              <w:t xml:space="preserve">Choices: p &lt; 10   /   p &gt; 10   /   p = 10</w:t>
+            </w:r>
+          </w:p>
+        </w:tc>
+        <w:tc>
+          <w:tcPr>
+            <w:tcW w:type="dxa" w:w="3560"/>
+            <w:tcMar>
+              <w:top w:type="dxa" w:w="80"/>
+              <w:left w:type="dxa" w:w="100"/>
+              <w:bottom w:type="dxa" w:w="80"/>
+              <w:right w:type="dxa" w:w="100"/>
+            </w:tcMar>
+            <w:vAlign w:val="top"/>
+          </w:tcPr>
+          <w:p>
+            <w:pPr>
+              <w:spacing w:after="50" w:before="0"/>
+            </w:pPr>
+            <w:r>
+              <w:rPr>
+                <w:color w:val="BBBBBB"/>
+                <w:sz w:val="18"/>
+                <w:szCs w:val="18"/>
+              </w:rPr>
+              <w:t xml:space="preserve">____________________________</w:t>
+            </w:r>
+          </w:p>
+          <w:p>
+            <w:pPr>
+              <w:spacing w:after="50" w:before="0"/>
+            </w:pPr>
+            <w:r>
+              <w:rPr>
+                <w:color w:val="BBBBBB"/>
+                <w:sz w:val="18"/>
+                <w:szCs w:val="18"/>
+              </w:rPr>
+              <w:t xml:space="preserve">____________________________</w:t>
+            </w:r>
+          </w:p>
+          <w:p>
+            <w:pPr>
+              <w:spacing w:after="50" w:before="0"/>
+            </w:pPr>
+            <w:r>
+              <w:rPr>
+                <w:color w:val="BBBBBB"/>
+                <w:sz w:val="18"/>
+                <w:szCs w:val="18"/>
+              </w:rPr>
+              <w:t xml:space="preserve">____________________________</w:t>
+            </w:r>
+          </w:p>
+          <w:p>
+            <w:pPr>
+              <w:spacing w:after="50" w:before="0"/>
+            </w:pPr>
+            <w:r>
+              <w:rPr>
+                <w:color w:val="BBBBBB"/>
+                <w:sz w:val="18"/>
+                <w:szCs w:val="18"/>
+              </w:rPr>
+              <w:t xml:space="preserve">____________________________</w:t>
+            </w:r>
+          </w:p>
+        </w:tc>
+        <w:tc>
+          <w:tcPr>
+            <w:tcW w:type="dxa" w:w="3000"/>
+            <w:shd w:fill="FBF3E2" w:color="auto" w:val="clear"/>
+            <w:tcMar>
+              <w:top w:type="dxa" w:w="80"/>
+              <w:left w:type="dxa" w:w="100"/>
+              <w:bottom w:type="dxa" w:w="80"/>
+              <w:right w:type="dxa" w:w="100"/>
+            </w:tcMar>
+            <w:vAlign w:val="top"/>
+          </w:tcPr>
+          <w:p>
+            <w:pPr>
+              <w:spacing w:after="30" w:before="0"/>
+            </w:pPr>
+            <w:r>
+              <w:rPr>
+                <w:b/>
+                <w:bCs/>
+                <w:color w:val="0F2B3C"/>
+                <w:sz w:val="18"/>
+                <w:szCs w:val="18"/>
+              </w:rPr>
+              <w:t xml:space="preserve">Because... ________________</w:t>
+            </w:r>
+          </w:p>
+          <w:p>
+            <w:pPr>
+              <w:spacing w:after="50" w:before="0"/>
+            </w:pPr>
+            <w:r>
+              <w:rPr>
+                <w:color w:val="BBBBBB"/>
+                <w:sz w:val="18"/>
+                <w:szCs w:val="18"/>
+              </w:rPr>
+              <w:t xml:space="preserve">____________________________</w:t>
+            </w:r>
+          </w:p>
+          <w:p>
+            <w:pPr>
+              <w:spacing w:after="30" w:before="40"/>
+            </w:pPr>
+            <w:r>
+              <w:rPr>
+                <w:b/>
+                <w:bCs/>
+                <w:color w:val="1A6FB5"/>
+                <w:sz w:val="18"/>
+                <w:szCs w:val="18"/>
+              </w:rPr>
+              <w:t xml:space="preserve">Although... _______________</w:t>
+            </w:r>
+          </w:p>
+          <w:p>
+            <w:pPr>
+              <w:spacing w:after="50" w:before="0"/>
+            </w:pPr>
+            <w:r>
+              <w:rPr>
+                <w:color w:val="BBBBBB"/>
+                <w:sz w:val="18"/>
+                <w:szCs w:val="18"/>
+              </w:rPr>
+              <w:t xml:space="preserve">____________________________</w:t>
+            </w:r>
+          </w:p>
+          <w:p>
+            <w:pPr>
+              <w:spacing w:after="30" w:before="40"/>
+            </w:pPr>
+            <w:r>
+              <w:rPr>
+                <w:b/>
+                <w:bCs/>
+                <w:color w:val="7A5400"/>
+                <w:sz w:val="18"/>
+                <w:szCs w:val="18"/>
+              </w:rPr>
+              <w:t xml:space="preserve">Therefore... ______________</w:t>
+            </w:r>
+          </w:p>
+          <w:p>
+            <w:pPr>
+              <w:spacing w:after="50" w:before="0"/>
+            </w:pPr>
+            <w:r>
+              <w:rPr>
+                <w:color w:val="BBBBBB"/>
+                <w:sz w:val="18"/>
+                <w:szCs w:val="18"/>
+              </w:rPr>
+              <w:t xml:space="preserve">____________________________</w:t>
+            </w:r>
+          </w:p>
+        </w:tc>
+      </w:tr>
+    </w:tbl>
+    <w:p>
+      <w:pPr>
+        <w:spacing w:after="60" w:before="0"/>
+      </w:pPr>
+      <w:r>
+        <w:t xml:space="preserve"/>
       </w:r>
     </w:p>
     <w:p>
@@ -524,6 +3895,141 @@
         <w:t xml:space="preserve">____________________________________________________</w:t>
       </w:r>
     </w:p>
+    <w:tbl>
+      <w:tblPr>
+        <w:tblW w:type="dxa" w:w="9360"/>
+        <w:tblBorders>
+          <w:top w:val="single" w:color="C7D2DD" w:sz="6"/>
+          <w:left w:val="single" w:color="C7D2DD" w:sz="6"/>
+          <w:bottom w:val="single" w:color="C7D2DD" w:sz="6"/>
+          <w:right w:val="single" w:color="C7D2DD" w:sz="6"/>
+          <w:insideH w:val="single" w:color="C7D2DD" w:sz="6"/>
+          <w:insideV w:val="single" w:color="C7D2DD" w:sz="6"/>
+        </w:tblBorders>
+      </w:tblPr>
+      <w:tblGrid>
+        <w:gridCol w:w="3120"/>
+        <w:gridCol w:w="3120"/>
+        <w:gridCol w:w="3120"/>
+      </w:tblGrid>
+      <w:tr>
+        <w:trPr>
+          <w:cantSplit/>
+          <w:tblHeader/>
+        </w:trPr>
+        <w:tc>
+          <w:tcPr>
+            <w:tcW w:type="dxa" w:w="9360"/>
+            <w:gridSpan w:val="3"/>
+            <w:shd w:fill="EEF4F8" w:color="auto" w:val="clear"/>
+            <w:tcMar>
+              <w:top w:type="dxa" w:w="60"/>
+              <w:left w:type="dxa" w:w="100"/>
+              <w:bottom w:type="dxa" w:w="60"/>
+              <w:right w:type="dxa" w:w="100"/>
+            </w:tcMar>
+          </w:tcPr>
+          <w:p>
+            <w:pPr>
+              <w:spacing w:after="0" w:before="0"/>
+            </w:pPr>
+            <w:r>
+              <w:rPr>
+                <w:b/>
+                <w:bCs/>
+                <w:color w:val="0F2B3C"/>
+                <w:sz w:val="18"/>
+                <w:szCs w:val="18"/>
+              </w:rPr>
+              <w:t xml:space="preserve">EXIT CHECK · 3-POINT SELF-ASSESSMENT CHECKLIST</w:t>
+            </w:r>
+          </w:p>
+        </w:tc>
+      </w:tr>
+      <w:tr>
+        <w:trPr>
+          <w:cantSplit/>
+        </w:trPr>
+        <w:tc>
+          <w:tcPr>
+            <w:tcW w:type="dxa" w:w="3120"/>
+            <w:tcMar>
+              <w:top w:type="dxa" w:w="80"/>
+              <w:left w:type="dxa" w:w="100"/>
+              <w:bottom w:type="dxa" w:w="80"/>
+              <w:right w:type="dxa" w:w="100"/>
+            </w:tcMar>
+          </w:tcPr>
+          <w:p>
+            <w:pPr>
+              <w:spacing w:after="0" w:before="0"/>
+            </w:pPr>
+            <w:r>
+              <w:rPr>
+                <w:b/>
+                <w:bCs/>
+                <w:color w:val="0F2B3C"/>
+                <w:sz w:val="18"/>
+                <w:szCs w:val="18"/>
+              </w:rPr>
+              <w:t xml:space="preserve">☐ 1. Units &amp; Labels Verified</w:t>
+            </w:r>
+          </w:p>
+        </w:tc>
+        <w:tc>
+          <w:tcPr>
+            <w:tcW w:type="dxa" w:w="3120"/>
+            <w:tcMar>
+              <w:top w:type="dxa" w:w="80"/>
+              <w:left w:type="dxa" w:w="100"/>
+              <w:bottom w:type="dxa" w:w="80"/>
+              <w:right w:type="dxa" w:w="100"/>
+            </w:tcMar>
+          </w:tcPr>
+          <w:p>
+            <w:pPr>
+              <w:spacing w:after="0" w:before="0"/>
+            </w:pPr>
+            <w:r>
+              <w:rPr>
+                <w:b/>
+                <w:bCs/>
+                <w:color w:val="0F2B3C"/>
+                <w:sz w:val="18"/>
+                <w:szCs w:val="18"/>
+              </w:rPr>
+              <w:t xml:space="preserve">☐ 2. Reasoning Stated (Because / Although / Therefore)</w:t>
+            </w:r>
+          </w:p>
+        </w:tc>
+        <w:tc>
+          <w:tcPr>
+            <w:tcW w:type="dxa" w:w="3120"/>
+            <w:tcMar>
+              <w:top w:type="dxa" w:w="80"/>
+              <w:left w:type="dxa" w:w="100"/>
+              <w:bottom w:type="dxa" w:w="80"/>
+              <w:right w:type="dxa" w:w="100"/>
+            </w:tcMar>
+          </w:tcPr>
+          <w:p>
+            <w:pPr>
+              <w:spacing w:after="0" w:before="0"/>
+            </w:pPr>
+            <w:r>
+              <w:rPr>
+                <w:b/>
+                <w:bCs/>
+                <w:color w:val="0F2B3C"/>
+                <w:sz w:val="18"/>
+                <w:szCs w:val="18"/>
+              </w:rPr>
+              <w:t xml:space="preserve">☐ 3. Calculations Double-Checked</w:t>
+            </w:r>
+          </w:p>
+        </w:tc>
+      </w:tr>
+    </w:tbl>
     <w:p>
       <w:pPr>
         <w:spacing w:after="60" w:before="120"/>
